--- a/courses/pha/4/docs/Pharmacy Calculations LET 2.docx
+++ b/courses/pha/4/docs/Pharmacy Calculations LET 2.docx
@@ -4,88 +4,26 @@
   <w:body>
     <w:p>
       <w:pPr>
-        <w:pStyle w:val="Heading1"/>
-        <w:spacing w:line="360" w:lineRule="auto"/>
-      </w:pPr>
-      <w:r>
-        <w:rPr>
-          <w:noProof/>
-        </w:rPr>
-        <w:drawing>
-          <wp:anchor distT="0" distB="0" distL="0" distR="0" simplePos="0" relativeHeight="251658240" behindDoc="0" locked="0" layoutInCell="1" hidden="0" allowOverlap="1" wp14:anchorId="7FDBBD72" wp14:editId="6D5FE5EE">
-            <wp:simplePos x="0" y="0"/>
-            <wp:positionH relativeFrom="column">
-              <wp:posOffset>5592445</wp:posOffset>
-            </wp:positionH>
-            <wp:positionV relativeFrom="page">
-              <wp:posOffset>394444</wp:posOffset>
-            </wp:positionV>
-            <wp:extent cx="914400" cy="760730"/>
-            <wp:effectExtent l="0" t="0" r="0" b="1270"/>
-            <wp:wrapSquare wrapText="bothSides" distT="0" distB="0" distL="0" distR="0"/>
-            <wp:docPr id="12" name="image3.jpg">
-              <a:extLst xmlns:a="http://schemas.openxmlformats.org/drawingml/2006/main">
-                <a:ext uri="{C183D7F6-B498-43B3-948B-1728B52AA6E4}">
-                  <adec:decorative xmlns:adec="http://schemas.microsoft.com/office/drawing/2017/decorative" val="1"/>
-                </a:ext>
-              </a:extLst>
-            </wp:docPr>
-            <wp:cNvGraphicFramePr/>
-            <a:graphic xmlns:a="http://schemas.openxmlformats.org/drawingml/2006/main">
-              <a:graphicData uri="http://schemas.openxmlformats.org/drawingml/2006/picture">
-                <pic:pic xmlns:pic="http://schemas.openxmlformats.org/drawingml/2006/picture">
-                  <pic:nvPicPr>
-                    <pic:cNvPr id="0" name="image3.jpg"/>
-                    <pic:cNvPicPr preferRelativeResize="0"/>
-                  </pic:nvPicPr>
-                  <pic:blipFill>
-                    <a:blip r:embed="rId10"/>
-                    <a:srcRect/>
-                    <a:stretch>
-                      <a:fillRect/>
-                    </a:stretch>
-                  </pic:blipFill>
-                  <pic:spPr>
-                    <a:xfrm>
-                      <a:off x="0" y="0"/>
-                      <a:ext cx="914400" cy="760730"/>
-                    </a:xfrm>
-                    <a:prstGeom prst="rect">
-                      <a:avLst/>
-                    </a:prstGeom>
-                    <a:ln/>
-                  </pic:spPr>
-                </pic:pic>
-              </a:graphicData>
-            </a:graphic>
-          </wp:anchor>
-        </w:drawing>
-      </w:r>
-      <w:r>
-        <w:t>Learning Enhancement Team – Mathematics &amp; Statistics</w:t>
-      </w:r>
-    </w:p>
-    <w:p>
-      <w:pPr>
-        <w:spacing w:line="360" w:lineRule="auto"/>
-      </w:pPr>
-    </w:p>
-    <w:p>
-      <w:pPr>
         <w:pStyle w:val="Title"/>
         <w:spacing w:line="360" w:lineRule="auto"/>
       </w:pPr>
       <w:r>
+        <w:rPr/>
         <w:t xml:space="preserve">Pharmaceutical Calculations </w:t>
       </w:r>
       <w:r>
+        <w:rPr/>
         <w:t>2</w:t>
       </w:r>
     </w:p>
     <w:p>
       <w:pPr>
-        <w:spacing w:line="360" w:lineRule="auto"/>
-      </w:pPr>
+        <w:pStyle w:val="Subtitle"/>
+      </w:pPr>
+      <w:r>
+        <w:rPr/>
+        <w:t>Learning Enhancement Team (LET)</w:t>
+      </w:r>
     </w:p>
     <w:p>
       <w:pPr>
@@ -120,1297 +58,1284 @@
         </w:numPr>
         <w:spacing w:line="360" w:lineRule="auto"/>
         <w:rPr>
+          <w:sz w:val="26"/>
+          <w:szCs w:val="26"/>
+        </w:rPr>
+      </w:pPr>
+      <w:r>
+        <w:rPr>
+          <w:sz w:val="26"/>
+          <w:szCs w:val="26"/>
+        </w:rPr>
+        <w:t>Convert the following into the given unit</w:t>
+      </w:r>
+    </w:p>
+    <w:p>
+      <w:pPr>
+        <w:pStyle w:val="ListParagraph"/>
+        <w:numPr>
+          <w:ilvl w:val="0"/>
+          <w:numId w:val="2"/>
+        </w:numPr>
+        <w:spacing w:line="360" w:lineRule="auto"/>
+        <w:rPr>
+          <w:sz w:val="26"/>
+          <w:szCs w:val="26"/>
+        </w:rPr>
+      </w:pPr>
+      <w:r>
+        <w:rPr>
+          <w:sz w:val="26"/>
+          <w:szCs w:val="26"/>
+        </w:rPr>
+        <w:t>1 in 200 into mg/ml</w:t>
+      </w:r>
+    </w:p>
+    <w:p>
+      <w:pPr>
+        <w:pStyle w:val="ListParagraph"/>
+        <w:numPr>
+          <w:ilvl w:val="0"/>
+          <w:numId w:val="2"/>
+        </w:numPr>
+        <w:spacing w:line="360" w:lineRule="auto"/>
+        <w:rPr>
+          <w:sz w:val="26"/>
+          <w:szCs w:val="26"/>
+        </w:rPr>
+      </w:pPr>
+      <w:r>
+        <w:rPr>
+          <w:sz w:val="26"/>
+          <w:szCs w:val="26"/>
+        </w:rPr>
+        <w:t>1 in 400 into mg/ml</w:t>
+      </w:r>
+    </w:p>
+    <w:p>
+      <w:pPr>
+        <w:pStyle w:val="ListParagraph"/>
+        <w:numPr>
+          <w:ilvl w:val="0"/>
+          <w:numId w:val="2"/>
+        </w:numPr>
+        <w:spacing w:line="360" w:lineRule="auto"/>
+        <w:rPr>
+          <w:sz w:val="26"/>
+          <w:szCs w:val="26"/>
+        </w:rPr>
+      </w:pPr>
+      <w:r>
+        <w:rPr>
+          <w:sz w:val="26"/>
+          <w:szCs w:val="26"/>
+        </w:rPr>
+        <w:t>1 in 25 into mg/ml</w:t>
+      </w:r>
+    </w:p>
+    <w:p>
+      <w:pPr>
+        <w:pStyle w:val="ListParagraph"/>
+        <w:numPr>
+          <w:ilvl w:val="0"/>
+          <w:numId w:val="2"/>
+        </w:numPr>
+        <w:spacing w:line="360" w:lineRule="auto"/>
+        <w:rPr>
+          <w:sz w:val="26"/>
+          <w:szCs w:val="26"/>
+        </w:rPr>
+      </w:pPr>
+      <w:r>
+        <w:rPr>
+          <w:sz w:val="26"/>
+          <w:szCs w:val="26"/>
+        </w:rPr>
+        <w:t>1 i</w:t>
+      </w:r>
+      <w:r>
+        <w:rPr>
+          <w:sz w:val="26"/>
+          <w:szCs w:val="26"/>
+        </w:rPr>
+        <w:t xml:space="preserve">n 1000 into </w:t>
+      </w:r>
+      <w:r>
+        <w:rPr>
+          <w:sz w:val="26"/>
+          <w:szCs w:val="26"/>
+        </w:rPr>
+        <w:t>%w/v</w:t>
+      </w:r>
+    </w:p>
+    <w:p>
+      <w:pPr>
+        <w:pStyle w:val="ListParagraph"/>
+        <w:numPr>
+          <w:ilvl w:val="0"/>
+          <w:numId w:val="2"/>
+        </w:numPr>
+        <w:spacing w:line="360" w:lineRule="auto"/>
+        <w:rPr>
+          <w:sz w:val="26"/>
+          <w:szCs w:val="26"/>
+        </w:rPr>
+      </w:pPr>
+      <w:r>
+        <w:rPr>
+          <w:sz w:val="26"/>
+          <w:szCs w:val="26"/>
+        </w:rPr>
+        <w:t>1 in 500 into %w/v</w:t>
+      </w:r>
+    </w:p>
+    <w:p>
+      <w:pPr>
+        <w:pStyle w:val="ListParagraph"/>
+        <w:numPr>
+          <w:ilvl w:val="0"/>
+          <w:numId w:val="2"/>
+        </w:numPr>
+        <w:spacing w:line="360" w:lineRule="auto"/>
+        <w:rPr>
+          <w:sz w:val="26"/>
+          <w:szCs w:val="26"/>
+        </w:rPr>
+      </w:pPr>
+      <w:r>
+        <w:rPr>
+          <w:sz w:val="26"/>
+          <w:szCs w:val="26"/>
+        </w:rPr>
+        <w:t xml:space="preserve">1 in </w:t>
+      </w:r>
+      <w:r>
+        <w:rPr>
+          <w:sz w:val="26"/>
+          <w:szCs w:val="26"/>
+        </w:rPr>
+        <w:t>5000 into %w/v</w:t>
+      </w:r>
+    </w:p>
+    <w:p>
+      <w:pPr>
+        <w:pStyle w:val="ListParagraph"/>
+        <w:numPr>
+          <w:ilvl w:val="0"/>
+          <w:numId w:val="2"/>
+        </w:numPr>
+        <w:spacing w:line="360" w:lineRule="auto"/>
+        <w:rPr>
+          <w:sz w:val="26"/>
+          <w:szCs w:val="26"/>
+        </w:rPr>
+      </w:pPr>
+      <w:r>
+        <w:rPr>
+          <w:sz w:val="26"/>
+          <w:szCs w:val="26"/>
+        </w:rPr>
+        <w:t>1:10000 into mg/ml</w:t>
+      </w:r>
+    </w:p>
+    <w:p>
+      <w:pPr>
+        <w:pStyle w:val="ListParagraph"/>
+        <w:numPr>
+          <w:ilvl w:val="0"/>
+          <w:numId w:val="2"/>
+        </w:numPr>
+        <w:spacing w:line="360" w:lineRule="auto"/>
+        <w:rPr>
+          <w:sz w:val="26"/>
+          <w:szCs w:val="26"/>
+        </w:rPr>
+      </w:pPr>
+      <w:r>
+        <w:rPr>
+          <w:sz w:val="26"/>
+          <w:szCs w:val="26"/>
+        </w:rPr>
+        <w:t>1:250 into %w/v</w:t>
+      </w:r>
+    </w:p>
+    <w:p>
+      <w:pPr>
+        <w:pStyle w:val="ListParagraph"/>
+        <w:numPr>
+          <w:ilvl w:val="0"/>
+          <w:numId w:val="2"/>
+        </w:numPr>
+        <w:spacing w:line="360" w:lineRule="auto"/>
+        <w:rPr>
+          <w:sz w:val="26"/>
+          <w:szCs w:val="26"/>
+        </w:rPr>
+      </w:pPr>
+      <w:r>
+        <w:rPr>
+          <w:sz w:val="26"/>
+          <w:szCs w:val="26"/>
+        </w:rPr>
+        <w:t>500 mg/ml into parts</w:t>
+      </w:r>
+    </w:p>
+    <w:p>
+      <w:pPr>
+        <w:pStyle w:val="ListParagraph"/>
+        <w:numPr>
+          <w:ilvl w:val="0"/>
+          <w:numId w:val="2"/>
+        </w:numPr>
+        <w:spacing w:line="360" w:lineRule="auto"/>
+        <w:rPr>
+          <w:sz w:val="26"/>
+          <w:szCs w:val="26"/>
+        </w:rPr>
+      </w:pPr>
+      <w:r>
+        <w:rPr>
+          <w:sz w:val="26"/>
+          <w:szCs w:val="26"/>
+        </w:rPr>
+        <w:t>125 mg/ml into parts</w:t>
+      </w:r>
+    </w:p>
+    <w:p>
+      <w:pPr>
+        <w:pStyle w:val="ListParagraph"/>
+        <w:numPr>
+          <w:ilvl w:val="0"/>
+          <w:numId w:val="2"/>
+        </w:numPr>
+        <w:spacing w:line="360" w:lineRule="auto"/>
+        <w:rPr>
+          <w:sz w:val="26"/>
+          <w:szCs w:val="26"/>
+        </w:rPr>
+      </w:pPr>
+      <w:r>
+        <w:rPr>
+          <w:sz w:val="26"/>
+          <w:szCs w:val="26"/>
+        </w:rPr>
+        <w:t>5% w/v into parts</w:t>
+      </w:r>
+    </w:p>
+    <w:p>
+      <w:pPr>
+        <w:pStyle w:val="ListParagraph"/>
+        <w:numPr>
+          <w:ilvl w:val="0"/>
+          <w:numId w:val="2"/>
+        </w:numPr>
+        <w:spacing w:line="360" w:lineRule="auto"/>
+        <w:rPr>
+          <w:sz w:val="26"/>
+          <w:szCs w:val="26"/>
+        </w:rPr>
+      </w:pPr>
+      <w:r>
+        <w:rPr>
+          <w:sz w:val="26"/>
+          <w:szCs w:val="26"/>
+        </w:rPr>
+        <w:t>0.2% w/v into parts</w:t>
+      </w:r>
+    </w:p>
+    <w:p>
+      <w:pPr>
+        <w:pStyle w:val="Heading2"/>
+        <w:spacing w:line="360" w:lineRule="auto"/>
+        <w:rPr>
+          <w:sz w:val="32"/>
+          <w:szCs w:val="32"/>
+        </w:rPr>
+      </w:pPr>
+      <w:r>
+        <w:rPr>
+          <w:sz w:val="32"/>
+          <w:szCs w:val="32"/>
+        </w:rPr>
+        <w:t>Calculations with Strengths</w:t>
+      </w:r>
+    </w:p>
+    <w:p>
+      <w:pPr>
+        <w:pStyle w:val="ListParagraph"/>
+        <w:numPr>
+          <w:ilvl w:val="0"/>
+          <w:numId w:val="1"/>
+        </w:numPr>
+        <w:spacing w:line="360" w:lineRule="auto"/>
+        <w:rPr>
+          <w:sz w:val="26"/>
+          <w:szCs w:val="26"/>
+        </w:rPr>
+      </w:pPr>
+      <w:r>
+        <w:rPr>
+          <w:sz w:val="26"/>
+          <w:szCs w:val="26"/>
+        </w:rPr>
+        <w:t xml:space="preserve">If 25 g of a chemical is dissolved in </w:t>
+      </w:r>
+      <w:r>
+        <w:rPr>
+          <w:sz w:val="26"/>
+          <w:szCs w:val="26"/>
+        </w:rPr>
+        <w:t>100 ml, what is this expressed in parts?</w:t>
+      </w:r>
+    </w:p>
+    <w:p>
+      <w:pPr>
+        <w:pStyle w:val="ListParagraph"/>
+        <w:numPr>
+          <w:ilvl w:val="0"/>
+          <w:numId w:val="1"/>
+        </w:numPr>
+        <w:spacing w:line="360" w:lineRule="auto"/>
+        <w:rPr>
+          <w:sz w:val="26"/>
+          <w:szCs w:val="26"/>
+        </w:rPr>
+      </w:pPr>
+      <w:r>
+        <w:rPr>
+          <w:sz w:val="26"/>
+          <w:szCs w:val="26"/>
+        </w:rPr>
+        <w:t xml:space="preserve">If </w:t>
+      </w:r>
+      <w:r>
+        <w:rPr>
+          <w:sz w:val="26"/>
+          <w:szCs w:val="26"/>
+        </w:rPr>
+        <w:t xml:space="preserve">80 g of a chemical is dissolved in </w:t>
+      </w:r>
+      <w:r>
+        <w:rPr>
+          <w:sz w:val="26"/>
+          <w:szCs w:val="26"/>
+        </w:rPr>
+        <w:t>4</w:t>
+      </w:r>
+      <w:r>
+        <w:rPr>
+          <w:sz w:val="26"/>
+          <w:szCs w:val="26"/>
+        </w:rPr>
+        <w:t>00 ml, what is this expressed in parts?</w:t>
+      </w:r>
+    </w:p>
+    <w:p>
+      <w:pPr>
+        <w:pStyle w:val="ListParagraph"/>
+        <w:numPr>
+          <w:ilvl w:val="0"/>
+          <w:numId w:val="1"/>
+        </w:numPr>
+        <w:spacing w:line="360" w:lineRule="auto"/>
+        <w:rPr>
+          <w:sz w:val="26"/>
+          <w:szCs w:val="26"/>
+        </w:rPr>
+      </w:pPr>
+      <w:r>
+        <w:rPr>
+          <w:sz w:val="26"/>
+          <w:szCs w:val="26"/>
+        </w:rPr>
+        <w:t xml:space="preserve">If </w:t>
+      </w:r>
+      <w:r>
+        <w:rPr>
+          <w:sz w:val="26"/>
+          <w:szCs w:val="26"/>
+        </w:rPr>
+        <w:t>500 mg of a chemical is dissolved in 200 ml, what is this expressed in %w/v</w:t>
+      </w:r>
+      <w:r>
+        <w:rPr>
+          <w:sz w:val="26"/>
+          <w:szCs w:val="26"/>
+        </w:rPr>
+        <w:t>?</w:t>
+      </w:r>
+    </w:p>
+    <w:p>
+      <w:pPr>
+        <w:pStyle w:val="ListParagraph"/>
+        <w:numPr>
+          <w:ilvl w:val="0"/>
+          <w:numId w:val="1"/>
+        </w:numPr>
+        <w:spacing w:line="360" w:lineRule="auto"/>
+        <w:rPr>
+          <w:sz w:val="26"/>
+          <w:szCs w:val="26"/>
+        </w:rPr>
+      </w:pPr>
+      <w:r>
+        <w:rPr>
+          <w:sz w:val="26"/>
+          <w:szCs w:val="26"/>
+        </w:rPr>
+        <w:t xml:space="preserve">If </w:t>
+      </w:r>
+      <w:r>
+        <w:rPr>
+          <w:sz w:val="26"/>
+          <w:szCs w:val="26"/>
+        </w:rPr>
+        <w:t>1200 mg of a chemical is dissolved in 1 l, what is this expressed in %w/v?</w:t>
+      </w:r>
+    </w:p>
+    <w:p>
+      <w:pPr>
+        <w:pStyle w:val="ListParagraph"/>
+        <w:numPr>
+          <w:ilvl w:val="0"/>
+          <w:numId w:val="1"/>
+        </w:numPr>
+        <w:spacing w:line="360" w:lineRule="auto"/>
+        <w:rPr>
+          <w:sz w:val="26"/>
+          <w:szCs w:val="26"/>
+        </w:rPr>
+      </w:pPr>
+      <w:r>
+        <w:rPr>
+          <w:sz w:val="26"/>
+          <w:szCs w:val="26"/>
+        </w:rPr>
+        <w:t>If a formula is described as 1:</w:t>
+      </w:r>
+      <w:r>
+        <w:rPr>
+          <w:sz w:val="26"/>
+          <w:szCs w:val="26"/>
+        </w:rPr>
+        <w:t>500, how may ml are required to provide a dose of 25 mg?</w:t>
+      </w:r>
+    </w:p>
+    <w:p>
+      <w:pPr>
+        <w:pStyle w:val="ListParagraph"/>
+        <w:numPr>
+          <w:ilvl w:val="0"/>
+          <w:numId w:val="1"/>
+        </w:numPr>
+        <w:spacing w:line="360" w:lineRule="auto"/>
+        <w:rPr>
+          <w:sz w:val="26"/>
+          <w:szCs w:val="26"/>
+        </w:rPr>
+      </w:pPr>
+      <w:r>
+        <w:rPr>
+          <w:sz w:val="26"/>
+          <w:szCs w:val="26"/>
+        </w:rPr>
+        <w:t xml:space="preserve">If a formula is described as 1:2000, how many ml are required to provide a dose of </w:t>
+      </w:r>
+      <w:r>
+        <w:rPr>
+          <w:sz w:val="26"/>
+          <w:szCs w:val="26"/>
+        </w:rPr>
+        <w:t>100 mg?</w:t>
+      </w:r>
+    </w:p>
+    <w:p>
+      <w:pPr>
+        <w:pStyle w:val="ListParagraph"/>
+        <w:numPr>
+          <w:ilvl w:val="0"/>
+          <w:numId w:val="1"/>
+        </w:numPr>
+        <w:spacing w:line="360" w:lineRule="auto"/>
+        <w:rPr>
+          <w:sz w:val="26"/>
+          <w:szCs w:val="26"/>
+        </w:rPr>
+      </w:pPr>
+      <w:r>
+        <w:rPr>
+          <w:sz w:val="26"/>
+          <w:szCs w:val="26"/>
+        </w:rPr>
+        <w:t xml:space="preserve">If a formula is 2% w/v, how many ml are required to provide a dose of </w:t>
+      </w:r>
+      <w:r>
+        <w:rPr>
+          <w:sz w:val="26"/>
+          <w:szCs w:val="26"/>
+        </w:rPr>
+        <w:t>50 mg?</w:t>
+      </w:r>
+    </w:p>
+    <w:p>
+      <w:pPr>
+        <w:pStyle w:val="ListParagraph"/>
+        <w:numPr>
+          <w:ilvl w:val="0"/>
+          <w:numId w:val="1"/>
+        </w:numPr>
+        <w:spacing w:line="360" w:lineRule="auto"/>
+        <w:rPr>
+          <w:sz w:val="26"/>
+          <w:szCs w:val="26"/>
+        </w:rPr>
+      </w:pPr>
+      <w:r>
+        <w:rPr>
+          <w:sz w:val="26"/>
+          <w:szCs w:val="26"/>
+        </w:rPr>
+        <w:t xml:space="preserve">If a formula is </w:t>
+      </w:r>
+      <w:r>
+        <w:rPr>
+          <w:sz w:val="26"/>
+          <w:szCs w:val="26"/>
+        </w:rPr>
+        <w:t>10% w/v, how many ml are required to provide a dose of 40 mg?</w:t>
+      </w:r>
+    </w:p>
+    <w:p>
+      <w:pPr>
+        <w:pStyle w:val="ListParagraph"/>
+        <w:numPr>
+          <w:ilvl w:val="0"/>
+          <w:numId w:val="1"/>
+        </w:numPr>
+        <w:spacing w:line="360" w:lineRule="auto"/>
+        <w:rPr>
+          <w:sz w:val="26"/>
+          <w:szCs w:val="26"/>
+        </w:rPr>
+      </w:pPr>
+      <w:r>
+        <w:rPr>
+          <w:sz w:val="26"/>
+          <w:szCs w:val="26"/>
+        </w:rPr>
+        <w:t xml:space="preserve"> If 200 ml of water is added to </w:t>
+      </w:r>
+      <w:r>
+        <w:rPr>
+          <w:sz w:val="26"/>
+          <w:szCs w:val="26"/>
+        </w:rPr>
+        <w:t>800 ml of a 1 in 200 solution, what is the final strength</w:t>
+      </w:r>
+      <w:r>
+        <w:rPr>
+          <w:sz w:val="26"/>
+          <w:szCs w:val="26"/>
+        </w:rPr>
+        <w:t>:</w:t>
+      </w:r>
+    </w:p>
+    <w:p>
+      <w:pPr>
+        <w:pStyle w:val="ListParagraph"/>
+        <w:numPr>
+          <w:ilvl w:val="0"/>
+          <w:numId w:val="4"/>
+        </w:numPr>
+        <w:spacing w:line="360" w:lineRule="auto"/>
+        <w:rPr>
+          <w:sz w:val="26"/>
+          <w:szCs w:val="26"/>
+        </w:rPr>
+      </w:pPr>
+      <w:r>
+        <w:rPr>
+          <w:sz w:val="26"/>
+          <w:szCs w:val="26"/>
+        </w:rPr>
+        <w:t>Expressed in parts?</w:t>
+      </w:r>
+    </w:p>
+    <w:p>
+      <w:pPr>
+        <w:pStyle w:val="ListParagraph"/>
+        <w:numPr>
+          <w:ilvl w:val="0"/>
+          <w:numId w:val="4"/>
+        </w:numPr>
+        <w:spacing w:line="360" w:lineRule="auto"/>
+        <w:rPr>
+          <w:sz w:val="26"/>
+          <w:szCs w:val="26"/>
+        </w:rPr>
+      </w:pPr>
+      <w:r>
+        <w:rPr>
+          <w:sz w:val="26"/>
+          <w:szCs w:val="26"/>
+        </w:rPr>
+        <w:t>Expressed in %w/v?</w:t>
+      </w:r>
+    </w:p>
+    <w:p>
+      <w:pPr>
+        <w:pStyle w:val="ListParagraph"/>
+        <w:numPr>
+          <w:ilvl w:val="0"/>
+          <w:numId w:val="1"/>
+        </w:numPr>
+        <w:spacing w:line="360" w:lineRule="auto"/>
+        <w:rPr>
+          <w:sz w:val="26"/>
+          <w:szCs w:val="26"/>
+        </w:rPr>
+      </w:pPr>
+      <w:r>
+        <w:rPr>
+          <w:sz w:val="26"/>
+          <w:szCs w:val="26"/>
+        </w:rPr>
+        <w:t xml:space="preserve"> If 50 ml of water is added to 200 ml of a 1:400 solution, what is the final strength:</w:t>
+      </w:r>
+    </w:p>
+    <w:p>
+      <w:pPr>
+        <w:pStyle w:val="ListParagraph"/>
+        <w:numPr>
+          <w:ilvl w:val="0"/>
+          <w:numId w:val="5"/>
+        </w:numPr>
+        <w:spacing w:line="360" w:lineRule="auto"/>
+        <w:rPr>
+          <w:sz w:val="26"/>
+          <w:szCs w:val="26"/>
+        </w:rPr>
+      </w:pPr>
+      <w:r>
+        <w:rPr>
+          <w:sz w:val="26"/>
+          <w:szCs w:val="26"/>
+        </w:rPr>
+        <w:t>Expressed in parts?</w:t>
+      </w:r>
+    </w:p>
+    <w:p>
+      <w:pPr>
+        <w:pStyle w:val="ListParagraph"/>
+        <w:numPr>
+          <w:ilvl w:val="0"/>
+          <w:numId w:val="5"/>
+        </w:numPr>
+        <w:spacing w:line="360" w:lineRule="auto"/>
+        <w:rPr>
+          <w:sz w:val="26"/>
+          <w:szCs w:val="26"/>
+        </w:rPr>
+      </w:pPr>
+      <w:r>
+        <w:rPr>
+          <w:sz w:val="26"/>
+          <w:szCs w:val="26"/>
+        </w:rPr>
+        <w:t>Expressed in %w/v?</w:t>
+      </w:r>
+    </w:p>
+    <w:p>
+      <w:pPr>
+        <w:pStyle w:val="ListParagraph"/>
+        <w:numPr>
+          <w:ilvl w:val="0"/>
+          <w:numId w:val="1"/>
+        </w:numPr>
+        <w:spacing w:line="360" w:lineRule="auto"/>
+        <w:rPr>
+          <w:sz w:val="26"/>
+          <w:szCs w:val="26"/>
+        </w:rPr>
+      </w:pPr>
+      <w:r>
+        <w:rPr>
+          <w:sz w:val="26"/>
+          <w:szCs w:val="26"/>
+        </w:rPr>
+        <w:t xml:space="preserve"> If 500 ml of water is added to 2 l of a 20% w</w:t>
+      </w:r>
+      <w:r>
+        <w:rPr>
+          <w:sz w:val="26"/>
+          <w:szCs w:val="26"/>
+        </w:rPr>
+        <w:t>/v solution, what is the final strength expressed as %w/v?</w:t>
+      </w:r>
+    </w:p>
+    <w:p>
+      <w:pPr>
+        <w:pStyle w:val="ListParagraph"/>
+        <w:numPr>
+          <w:ilvl w:val="0"/>
+          <w:numId w:val="1"/>
+        </w:numPr>
+        <w:spacing w:line="360" w:lineRule="auto"/>
+        <w:rPr>
+          <w:sz w:val="26"/>
+          <w:szCs w:val="26"/>
+        </w:rPr>
+      </w:pPr>
+      <w:r>
+        <w:rPr>
+          <w:sz w:val="26"/>
+          <w:szCs w:val="26"/>
+        </w:rPr>
+        <w:t xml:space="preserve"> If </w:t>
+      </w:r>
+      <w:r>
+        <w:rPr>
+          <w:sz w:val="26"/>
+          <w:szCs w:val="26"/>
+        </w:rPr>
+        <w:t>4</w:t>
+      </w:r>
+      <w:r>
+        <w:rPr>
+          <w:sz w:val="26"/>
+          <w:szCs w:val="26"/>
+        </w:rPr>
+        <w:t xml:space="preserve">00 ml of water is added to 1 l of a </w:t>
+      </w:r>
+      <w:r>
+        <w:rPr>
+          <w:sz w:val="26"/>
+          <w:szCs w:val="26"/>
+        </w:rPr>
+        <w:t>14</w:t>
+      </w:r>
+      <w:r>
+        <w:rPr>
+          <w:sz w:val="26"/>
+          <w:szCs w:val="26"/>
+        </w:rPr>
+        <w:t>% w/v solution, what is the final strength expressed as %w/v?</w:t>
+      </w:r>
+    </w:p>
+    <w:p>
+      <w:pPr>
+        <w:pStyle w:val="Heading2"/>
+        <w:spacing w:line="360" w:lineRule="auto"/>
+        <w:rPr>
+          <w:sz w:val="32"/>
+          <w:szCs w:val="32"/>
+        </w:rPr>
+      </w:pPr>
+      <w:r>
+        <w:rPr>
+          <w:sz w:val="32"/>
+          <w:szCs w:val="32"/>
+        </w:rPr>
+        <w:t>Dilutions</w:t>
+      </w:r>
+    </w:p>
+    <w:p>
+      <w:pPr>
+        <w:pStyle w:val="ListParagraph"/>
+        <w:numPr>
+          <w:ilvl w:val="0"/>
+          <w:numId w:val="1"/>
+        </w:numPr>
+        <w:rPr>
+          <w:sz w:val="26"/>
+          <w:szCs w:val="26"/>
+        </w:rPr>
+      </w:pPr>
+      <w:r>
+        <w:rPr>
           <w:sz w:val="28"/>
           <w:szCs w:val="28"/>
         </w:rPr>
-      </w:pPr>
-      <w:r>
+        <w:t xml:space="preserve"> </w:t>
+      </w:r>
+      <w:r>
+        <w:rPr>
+          <w:sz w:val="26"/>
+          <w:szCs w:val="26"/>
+        </w:rPr>
+        <w:t xml:space="preserve">If you have stock of a medication that is given as </w:t>
+      </w:r>
+      <w:r>
+        <w:rPr>
+          <w:sz w:val="26"/>
+          <w:szCs w:val="26"/>
+        </w:rPr>
+        <w:t xml:space="preserve">1 in 100, and you need to create 40 ml of a 1 in 200 solution, how </w:t>
+      </w:r>
+      <w:r>
+        <w:rPr>
+          <w:sz w:val="26"/>
+          <w:szCs w:val="26"/>
+        </w:rPr>
+        <w:t>many ml</w:t>
+      </w:r>
+      <w:r>
+        <w:rPr>
+          <w:sz w:val="26"/>
+          <w:szCs w:val="26"/>
+        </w:rPr>
+        <w:t xml:space="preserve"> do you need to take from</w:t>
+      </w:r>
+      <w:r>
+        <w:rPr>
+          <w:sz w:val="26"/>
+          <w:szCs w:val="26"/>
+        </w:rPr>
+        <w:t xml:space="preserve"> the concentrate?</w:t>
+      </w:r>
+    </w:p>
+    <w:p>
+      <w:pPr>
+        <w:pStyle w:val="ListParagraph"/>
+        <w:numPr>
+          <w:ilvl w:val="0"/>
+          <w:numId w:val="1"/>
+        </w:numPr>
+        <w:rPr>
+          <w:sz w:val="26"/>
+          <w:szCs w:val="26"/>
+        </w:rPr>
+      </w:pPr>
+      <w:r>
+        <w:rPr>
+          <w:sz w:val="26"/>
+          <w:szCs w:val="26"/>
+        </w:rPr>
+        <w:t xml:space="preserve"> If you have a stock of medication</w:t>
+      </w:r>
+      <w:r>
+        <w:rPr>
+          <w:sz w:val="26"/>
+          <w:szCs w:val="26"/>
+        </w:rPr>
+        <w:t xml:space="preserve"> that has strength 1 in 200, and you want to make 100 ml of </w:t>
+      </w:r>
+      <w:r>
+        <w:rPr>
+          <w:sz w:val="26"/>
+          <w:szCs w:val="26"/>
+        </w:rPr>
+        <w:t>a 1 in 1000 solution, how many ml do you need to take from the concentrate?</w:t>
+      </w:r>
+    </w:p>
+    <w:p>
+      <w:pPr>
+        <w:pStyle w:val="ListParagraph"/>
+        <w:numPr>
+          <w:ilvl w:val="0"/>
+          <w:numId w:val="1"/>
+        </w:numPr>
+        <w:rPr>
+          <w:sz w:val="26"/>
+          <w:szCs w:val="26"/>
+        </w:rPr>
+      </w:pPr>
+      <w:r>
+        <w:rPr>
+          <w:sz w:val="26"/>
+          <w:szCs w:val="26"/>
+        </w:rPr>
+        <w:t xml:space="preserve"> If </w:t>
+      </w:r>
+      <w:r>
+        <w:rPr>
+          <w:sz w:val="26"/>
+          <w:szCs w:val="26"/>
+        </w:rPr>
+        <w:t xml:space="preserve">you want to make 200 ml of a medication that is 5% v/v, and you have stock </w:t>
+      </w:r>
+      <w:r>
+        <w:rPr>
+          <w:sz w:val="26"/>
+          <w:szCs w:val="26"/>
+        </w:rPr>
+        <w:t>medication that is 25% v/v, how much of the stock would you take?</w:t>
+      </w:r>
+    </w:p>
+    <w:p>
+      <w:pPr>
+        <w:pStyle w:val="ListParagraph"/>
+        <w:numPr>
+          <w:ilvl w:val="0"/>
+          <w:numId w:val="1"/>
+        </w:numPr>
+        <w:rPr>
+          <w:sz w:val="26"/>
+          <w:szCs w:val="26"/>
+        </w:rPr>
+      </w:pPr>
+      <w:r>
+        <w:rPr>
+          <w:sz w:val="26"/>
+          <w:szCs w:val="26"/>
+        </w:rPr>
+        <w:t xml:space="preserve"> How much of a </w:t>
+      </w:r>
+      <w:r>
+        <w:rPr>
+          <w:sz w:val="26"/>
+          <w:szCs w:val="26"/>
+        </w:rPr>
+        <w:t>5 molar solution is required to produce 200 ml of a 1 molar solution?</w:t>
+      </w:r>
+    </w:p>
+    <w:p>
+      <w:pPr>
+        <w:pStyle w:val="ListParagraph"/>
+        <w:numPr>
+          <w:ilvl w:val="0"/>
+          <w:numId w:val="1"/>
+        </w:numPr>
+        <w:rPr>
+          <w:sz w:val="26"/>
+          <w:szCs w:val="26"/>
+        </w:rPr>
+      </w:pPr>
+      <w:r>
+        <w:rPr>
+          <w:sz w:val="26"/>
+          <w:szCs w:val="26"/>
+        </w:rPr>
+        <w:t xml:space="preserve"> How much of a </w:t>
+      </w:r>
+      <w:r>
+        <w:rPr>
+          <w:sz w:val="26"/>
+          <w:szCs w:val="26"/>
+        </w:rPr>
+        <w:t xml:space="preserve">4 molar solution is required to produce 500 ml of a </w:t>
+      </w:r>
+      <w:r>
+        <w:rPr>
+          <w:sz w:val="26"/>
+          <w:szCs w:val="26"/>
+        </w:rPr>
+        <w:t>500 millimolar solution?</w:t>
+      </w:r>
+    </w:p>
+    <w:p>
+      <w:pPr>
+        <w:pStyle w:val="ListParagraph"/>
+        <w:numPr>
+          <w:ilvl w:val="0"/>
+          <w:numId w:val="1"/>
+        </w:numPr>
+        <w:rPr>
+          <w:sz w:val="26"/>
+          <w:szCs w:val="26"/>
+        </w:rPr>
+      </w:pPr>
+      <w:r>
+        <w:rPr>
+          <w:sz w:val="26"/>
+          <w:szCs w:val="26"/>
+        </w:rPr>
+        <w:t xml:space="preserve"> </w:t>
+      </w:r>
+      <w:r>
+        <w:rPr>
+          <w:sz w:val="26"/>
+          <w:szCs w:val="26"/>
+        </w:rPr>
+        <w:t xml:space="preserve">If 100 ml of compound X in a 4 molar solution is required to react completely with </w:t>
+      </w:r>
+      <w:r>
+        <w:rPr>
+          <w:sz w:val="26"/>
+          <w:szCs w:val="26"/>
+        </w:rPr>
+        <w:t>20 ml of compound Y, what is the strength of compound Y’s solution, assuming the reaction was 1</w:t>
+      </w:r>
+      <w:r>
+        <w:rPr>
+          <w:sz w:val="26"/>
+          <w:szCs w:val="26"/>
+        </w:rPr>
+        <w:t>X</w:t>
+      </w:r>
+      <w:r>
+        <w:rPr>
+          <w:sz w:val="26"/>
+          <w:szCs w:val="26"/>
+        </w:rPr>
+        <w:t>:1</w:t>
+      </w:r>
+      <w:r>
+        <w:rPr>
+          <w:sz w:val="26"/>
+          <w:szCs w:val="26"/>
+        </w:rPr>
+        <w:t>Y</w:t>
+      </w:r>
+      <w:r>
+        <w:rPr>
+          <w:sz w:val="26"/>
+          <w:szCs w:val="26"/>
+        </w:rPr>
+        <w:t>?</w:t>
+      </w:r>
+    </w:p>
+    <w:p>
+      <w:pPr>
+        <w:pStyle w:val="ListParagraph"/>
+        <w:numPr>
+          <w:ilvl w:val="0"/>
+          <w:numId w:val="1"/>
+        </w:numPr>
+        <w:rPr>
+          <w:sz w:val="26"/>
+          <w:szCs w:val="26"/>
+        </w:rPr>
+      </w:pPr>
+      <w:r>
+        <w:rPr>
+          <w:sz w:val="26"/>
+          <w:szCs w:val="26"/>
+        </w:rPr>
+        <w:t xml:space="preserve"> </w:t>
+      </w:r>
+      <w:r>
+        <w:rPr>
+          <w:sz w:val="26"/>
+          <w:szCs w:val="26"/>
+        </w:rPr>
+        <w:t xml:space="preserve">If 20 ml of compound X in a 2M solution is required to react completely with </w:t>
+      </w:r>
+      <w:r>
+        <w:rPr>
+          <w:sz w:val="26"/>
+          <w:szCs w:val="26"/>
+        </w:rPr>
+        <w:t>4 ml of compound Y, what is the strength of compounds Y’s solution, if the reaction is 1</w:t>
+      </w:r>
+      <w:r>
+        <w:rPr>
+          <w:sz w:val="26"/>
+          <w:szCs w:val="26"/>
+        </w:rPr>
+        <w:t>X</w:t>
+      </w:r>
+      <w:r>
+        <w:rPr>
+          <w:sz w:val="26"/>
+          <w:szCs w:val="26"/>
+        </w:rPr>
+        <w:t>:1</w:t>
+      </w:r>
+      <w:r>
+        <w:rPr>
+          <w:sz w:val="26"/>
+          <w:szCs w:val="26"/>
+        </w:rPr>
+        <w:t>Y</w:t>
+      </w:r>
+      <w:r>
+        <w:rPr>
+          <w:sz w:val="26"/>
+          <w:szCs w:val="26"/>
+        </w:rPr>
+        <w:t>?</w:t>
+      </w:r>
+    </w:p>
+    <w:p>
+      <w:pPr>
+        <w:pStyle w:val="ListParagraph"/>
+        <w:numPr>
+          <w:ilvl w:val="0"/>
+          <w:numId w:val="1"/>
+        </w:numPr>
+        <w:rPr>
+          <w:sz w:val="26"/>
+          <w:szCs w:val="26"/>
+        </w:rPr>
+      </w:pPr>
+      <w:r>
+        <w:rPr>
+          <w:sz w:val="26"/>
+          <w:szCs w:val="26"/>
+        </w:rPr>
+        <w:t xml:space="preserve"> </w:t>
+      </w:r>
+      <w:r>
+        <w:rPr>
+          <w:sz w:val="26"/>
+          <w:szCs w:val="26"/>
+        </w:rPr>
+        <w:t xml:space="preserve">If </w:t>
+      </w:r>
+      <w:r>
+        <w:rPr>
+          <w:sz w:val="26"/>
+          <w:szCs w:val="26"/>
+        </w:rPr>
+        <w:t>100 ml of compound X in a 5M solution is required to react completely with 20 ml of compound Y</w:t>
+      </w:r>
+      <w:r>
+        <w:rPr>
+          <w:sz w:val="26"/>
+          <w:szCs w:val="26"/>
+        </w:rPr>
+        <w:t>, what is the strength of compound Y’s solution if:</w:t>
+      </w:r>
+    </w:p>
+    <w:p>
+      <w:pPr>
+        <w:pStyle w:val="ListParagraph"/>
+        <w:numPr>
+          <w:ilvl w:val="0"/>
+          <w:numId w:val="6"/>
+        </w:numPr>
+        <w:rPr>
+          <w:sz w:val="26"/>
+          <w:szCs w:val="26"/>
+        </w:rPr>
+      </w:pPr>
+      <w:r>
+        <w:rPr>
+          <w:sz w:val="26"/>
+          <w:szCs w:val="26"/>
+        </w:rPr>
+        <w:t>The reaction is 1</w:t>
+      </w:r>
+      <w:r>
+        <w:rPr>
+          <w:sz w:val="26"/>
+          <w:szCs w:val="26"/>
+        </w:rPr>
+        <w:t>X</w:t>
+      </w:r>
+      <w:r>
+        <w:rPr>
+          <w:sz w:val="26"/>
+          <w:szCs w:val="26"/>
+        </w:rPr>
+        <w:t>:1</w:t>
+      </w:r>
+      <w:r>
+        <w:rPr>
+          <w:sz w:val="26"/>
+          <w:szCs w:val="26"/>
+        </w:rPr>
+        <w:t>Y</w:t>
+      </w:r>
+    </w:p>
+    <w:p>
+      <w:pPr>
+        <w:pStyle w:val="ListParagraph"/>
+        <w:numPr>
+          <w:ilvl w:val="0"/>
+          <w:numId w:val="6"/>
+        </w:numPr>
+        <w:rPr>
+          <w:sz w:val="26"/>
+          <w:szCs w:val="26"/>
+        </w:rPr>
+      </w:pPr>
+      <w:r>
+        <w:rPr>
+          <w:sz w:val="26"/>
+          <w:szCs w:val="26"/>
+        </w:rPr>
+        <w:t xml:space="preserve">The reaction is </w:t>
+      </w:r>
+      <w:r>
+        <w:rPr>
+          <w:sz w:val="26"/>
+          <w:szCs w:val="26"/>
+        </w:rPr>
+        <w:t>1X:2Y</w:t>
+      </w:r>
+    </w:p>
+    <w:p>
+      <w:pPr>
+        <w:pStyle w:val="ListParagraph"/>
+        <w:numPr>
+          <w:ilvl w:val="0"/>
+          <w:numId w:val="6"/>
+        </w:numPr>
+        <w:rPr>
+          <w:sz w:val="26"/>
+          <w:szCs w:val="26"/>
+        </w:rPr>
+      </w:pPr>
+      <w:r>
+        <w:rPr>
+          <w:sz w:val="26"/>
+          <w:szCs w:val="26"/>
+        </w:rPr>
+        <w:t>The reaction is 1X:5Y</w:t>
+      </w:r>
+    </w:p>
+    <w:p>
+      <w:pPr>
+        <w:pStyle w:val="ListParagraph"/>
+        <w:numPr>
+          <w:ilvl w:val="0"/>
+          <w:numId w:val="6"/>
+        </w:numPr>
+        <w:rPr>
+          <w:sz w:val="26"/>
+          <w:szCs w:val="26"/>
+        </w:rPr>
+      </w:pPr>
+      <w:r>
+        <w:rPr>
+          <w:sz w:val="26"/>
+          <w:szCs w:val="26"/>
+        </w:rPr>
+        <w:t>The reaction is 2X:</w:t>
+      </w:r>
+      <w:r>
+        <w:rPr>
+          <w:sz w:val="26"/>
+          <w:szCs w:val="26"/>
+        </w:rPr>
+        <w:t>5Y</w:t>
+      </w:r>
+    </w:p>
+    <w:p>
+      <w:pPr>
+        <w:pStyle w:val="ListParagraph"/>
+        <w:numPr>
+          <w:ilvl w:val="0"/>
+          <w:numId w:val="6"/>
+        </w:numPr>
+        <w:rPr>
+          <w:sz w:val="26"/>
+          <w:szCs w:val="26"/>
+        </w:rPr>
+      </w:pPr>
+      <w:r>
+        <w:rPr>
+          <w:sz w:val="26"/>
+          <w:szCs w:val="26"/>
+        </w:rPr>
+        <w:t>The reaction is 1X:0.5Y?</w:t>
+      </w:r>
+    </w:p>
+    <w:p>
+      <w:pPr>
+        <w:pStyle w:val="ListParagraph"/>
+        <w:ind w:left="1080"/>
         <w:rPr>
           <w:sz w:val="28"/>
           <w:szCs w:val="28"/>
         </w:rPr>
-        <w:t>Convert the following into the given unit</w:t>
-      </w:r>
-    </w:p>
-    <w:p>
-      <w:pPr>
-        <w:pStyle w:val="ListParagraph"/>
-        <w:numPr>
-          <w:ilvl w:val="0"/>
-          <w:numId w:val="2"/>
-        </w:numPr>
-        <w:spacing w:line="360" w:lineRule="auto"/>
-        <w:rPr>
-          <w:sz w:val="28"/>
-          <w:szCs w:val="28"/>
-        </w:rPr>
-      </w:pPr>
-      <w:r>
-        <w:rPr>
-          <w:sz w:val="28"/>
-          <w:szCs w:val="28"/>
-        </w:rPr>
-        <w:t>1 in 200 into mg/ml</w:t>
-      </w:r>
-    </w:p>
-    <w:p>
-      <w:pPr>
-        <w:pStyle w:val="ListParagraph"/>
-        <w:numPr>
-          <w:ilvl w:val="0"/>
-          <w:numId w:val="2"/>
-        </w:numPr>
-        <w:spacing w:line="360" w:lineRule="auto"/>
-        <w:rPr>
-          <w:sz w:val="28"/>
-          <w:szCs w:val="28"/>
-        </w:rPr>
-      </w:pPr>
-      <w:r>
-        <w:rPr>
-          <w:sz w:val="28"/>
-          <w:szCs w:val="28"/>
-        </w:rPr>
-        <w:t>1 in 400 into mg/ml</w:t>
-      </w:r>
-    </w:p>
-    <w:p>
-      <w:pPr>
-        <w:pStyle w:val="ListParagraph"/>
-        <w:numPr>
-          <w:ilvl w:val="0"/>
-          <w:numId w:val="2"/>
-        </w:numPr>
-        <w:spacing w:line="360" w:lineRule="auto"/>
-        <w:rPr>
-          <w:sz w:val="28"/>
-          <w:szCs w:val="28"/>
-        </w:rPr>
-      </w:pPr>
-      <w:r>
-        <w:rPr>
-          <w:sz w:val="28"/>
-          <w:szCs w:val="28"/>
-        </w:rPr>
-        <w:t>1 in 25 into mg/ml</w:t>
-      </w:r>
-    </w:p>
-    <w:p>
-      <w:pPr>
-        <w:pStyle w:val="ListParagraph"/>
-        <w:numPr>
-          <w:ilvl w:val="0"/>
-          <w:numId w:val="2"/>
-        </w:numPr>
-        <w:spacing w:line="360" w:lineRule="auto"/>
-        <w:rPr>
-          <w:sz w:val="28"/>
-          <w:szCs w:val="28"/>
-        </w:rPr>
-      </w:pPr>
-      <w:r>
-        <w:rPr>
-          <w:sz w:val="28"/>
-          <w:szCs w:val="28"/>
-        </w:rPr>
-        <w:t>1 i</w:t>
-      </w:r>
-      <w:r>
-        <w:rPr>
-          <w:sz w:val="28"/>
-          <w:szCs w:val="28"/>
-        </w:rPr>
-        <w:t xml:space="preserve">n 1000 into </w:t>
-      </w:r>
-      <w:r>
-        <w:rPr>
-          <w:sz w:val="28"/>
-          <w:szCs w:val="28"/>
-        </w:rPr>
-        <w:t>%w/v</w:t>
-      </w:r>
-    </w:p>
-    <w:p>
-      <w:pPr>
-        <w:pStyle w:val="ListParagraph"/>
-        <w:numPr>
-          <w:ilvl w:val="0"/>
-          <w:numId w:val="2"/>
-        </w:numPr>
-        <w:spacing w:line="360" w:lineRule="auto"/>
-        <w:rPr>
-          <w:sz w:val="28"/>
-          <w:szCs w:val="28"/>
-        </w:rPr>
-      </w:pPr>
-      <w:r>
-        <w:rPr>
-          <w:sz w:val="28"/>
-          <w:szCs w:val="28"/>
-        </w:rPr>
-        <w:t>1 in 500 into %w/v</w:t>
-      </w:r>
-    </w:p>
-    <w:p>
-      <w:pPr>
-        <w:pStyle w:val="ListParagraph"/>
-        <w:numPr>
-          <w:ilvl w:val="0"/>
-          <w:numId w:val="2"/>
-        </w:numPr>
-        <w:spacing w:line="360" w:lineRule="auto"/>
-        <w:rPr>
-          <w:sz w:val="28"/>
-          <w:szCs w:val="28"/>
-        </w:rPr>
-      </w:pPr>
-      <w:r>
-        <w:rPr>
-          <w:sz w:val="28"/>
-          <w:szCs w:val="28"/>
-        </w:rPr>
-        <w:t xml:space="preserve">1 in </w:t>
-      </w:r>
-      <w:r>
-        <w:rPr>
-          <w:sz w:val="28"/>
-          <w:szCs w:val="28"/>
-        </w:rPr>
-        <w:t>5000 into %w/v</w:t>
-      </w:r>
-    </w:p>
-    <w:p>
-      <w:pPr>
-        <w:pStyle w:val="ListParagraph"/>
-        <w:numPr>
-          <w:ilvl w:val="0"/>
-          <w:numId w:val="2"/>
-        </w:numPr>
-        <w:spacing w:line="360" w:lineRule="auto"/>
-        <w:rPr>
-          <w:sz w:val="28"/>
-          <w:szCs w:val="28"/>
-        </w:rPr>
-      </w:pPr>
-      <w:r>
-        <w:rPr>
-          <w:sz w:val="28"/>
-          <w:szCs w:val="28"/>
-        </w:rPr>
-        <w:t>1:10000 into mg/ml</w:t>
-      </w:r>
-    </w:p>
-    <w:p>
-      <w:pPr>
-        <w:pStyle w:val="ListParagraph"/>
-        <w:numPr>
-          <w:ilvl w:val="0"/>
-          <w:numId w:val="2"/>
-        </w:numPr>
-        <w:spacing w:line="360" w:lineRule="auto"/>
-        <w:rPr>
-          <w:sz w:val="28"/>
-          <w:szCs w:val="28"/>
-        </w:rPr>
-      </w:pPr>
-      <w:r>
-        <w:rPr>
-          <w:sz w:val="28"/>
-          <w:szCs w:val="28"/>
-        </w:rPr>
-        <w:t>1:250 into %w/v</w:t>
-      </w:r>
-    </w:p>
-    <w:p>
-      <w:pPr>
-        <w:pStyle w:val="ListParagraph"/>
-        <w:numPr>
-          <w:ilvl w:val="0"/>
-          <w:numId w:val="2"/>
-        </w:numPr>
-        <w:spacing w:line="360" w:lineRule="auto"/>
-        <w:rPr>
-          <w:sz w:val="28"/>
-          <w:szCs w:val="28"/>
-        </w:rPr>
-      </w:pPr>
-      <w:r>
-        <w:rPr>
-          <w:sz w:val="28"/>
-          <w:szCs w:val="28"/>
-        </w:rPr>
-        <w:t>500 mg/ml into parts</w:t>
-      </w:r>
-    </w:p>
-    <w:p>
-      <w:pPr>
-        <w:pStyle w:val="ListParagraph"/>
-        <w:numPr>
-          <w:ilvl w:val="0"/>
-          <w:numId w:val="2"/>
-        </w:numPr>
-        <w:spacing w:line="360" w:lineRule="auto"/>
-        <w:rPr>
-          <w:sz w:val="28"/>
-          <w:szCs w:val="28"/>
-        </w:rPr>
-      </w:pPr>
-      <w:r>
-        <w:rPr>
-          <w:sz w:val="28"/>
-          <w:szCs w:val="28"/>
-        </w:rPr>
-        <w:t>125 mg/ml into parts</w:t>
-      </w:r>
-    </w:p>
-    <w:p>
-      <w:pPr>
-        <w:pStyle w:val="ListParagraph"/>
-        <w:numPr>
-          <w:ilvl w:val="0"/>
-          <w:numId w:val="2"/>
-        </w:numPr>
-        <w:spacing w:line="360" w:lineRule="auto"/>
-        <w:rPr>
-          <w:sz w:val="28"/>
-          <w:szCs w:val="28"/>
-        </w:rPr>
-      </w:pPr>
-      <w:r>
-        <w:rPr>
-          <w:sz w:val="28"/>
-          <w:szCs w:val="28"/>
-        </w:rPr>
-        <w:t>5% w/v into parts</w:t>
-      </w:r>
-    </w:p>
-    <w:p>
-      <w:pPr>
-        <w:pStyle w:val="ListParagraph"/>
-        <w:numPr>
-          <w:ilvl w:val="0"/>
-          <w:numId w:val="2"/>
-        </w:numPr>
-        <w:spacing w:line="360" w:lineRule="auto"/>
-        <w:rPr>
-          <w:sz w:val="28"/>
-          <w:szCs w:val="28"/>
-        </w:rPr>
-      </w:pPr>
-      <w:r>
-        <w:rPr>
-          <w:sz w:val="28"/>
-          <w:szCs w:val="28"/>
-        </w:rPr>
-        <w:t>0.2% w/v into parts</w:t>
-      </w:r>
-    </w:p>
-    <w:p>
-      <w:pPr>
-        <w:spacing w:line="360" w:lineRule="auto"/>
-        <w:rPr>
-          <w:sz w:val="28"/>
-          <w:szCs w:val="28"/>
-        </w:rPr>
-      </w:pPr>
-    </w:p>
-    <w:p>
-      <w:pPr>
-        <w:pStyle w:val="Heading2"/>
-        <w:spacing w:line="360" w:lineRule="auto"/>
-        <w:rPr>
-          <w:sz w:val="32"/>
-          <w:szCs w:val="32"/>
-        </w:rPr>
-      </w:pPr>
-      <w:r>
-        <w:rPr>
-          <w:sz w:val="32"/>
-          <w:szCs w:val="32"/>
-        </w:rPr>
-        <w:t>Calculations with Strengths</w:t>
-      </w:r>
-    </w:p>
-    <w:p>
-      <w:pPr>
-        <w:pStyle w:val="ListParagraph"/>
-        <w:numPr>
-          <w:ilvl w:val="0"/>
-          <w:numId w:val="1"/>
-        </w:numPr>
-        <w:spacing w:line="360" w:lineRule="auto"/>
-        <w:rPr>
-          <w:sz w:val="28"/>
-          <w:szCs w:val="28"/>
-        </w:rPr>
-      </w:pPr>
-      <w:r>
-        <w:rPr>
-          <w:sz w:val="28"/>
-          <w:szCs w:val="28"/>
-        </w:rPr>
-        <w:t xml:space="preserve">If 25 g of a chemical is dissolved in </w:t>
-      </w:r>
-      <w:r>
-        <w:rPr>
-          <w:sz w:val="28"/>
-          <w:szCs w:val="28"/>
-        </w:rPr>
-        <w:t>100 ml, what is this expressed in parts?</w:t>
-      </w:r>
-    </w:p>
-    <w:p>
-      <w:pPr>
-        <w:pStyle w:val="ListParagraph"/>
-        <w:numPr>
-          <w:ilvl w:val="0"/>
-          <w:numId w:val="1"/>
-        </w:numPr>
-        <w:spacing w:line="360" w:lineRule="auto"/>
-        <w:rPr>
-          <w:sz w:val="28"/>
-          <w:szCs w:val="28"/>
-        </w:rPr>
-      </w:pPr>
-      <w:r>
-        <w:rPr>
-          <w:sz w:val="28"/>
-          <w:szCs w:val="28"/>
-        </w:rPr>
-        <w:t xml:space="preserve">If </w:t>
-      </w:r>
-      <w:r>
-        <w:rPr>
-          <w:sz w:val="28"/>
-          <w:szCs w:val="28"/>
-        </w:rPr>
-        <w:t xml:space="preserve">80 g of a chemical is dissolved in </w:t>
-      </w:r>
-      <w:r>
-        <w:rPr>
-          <w:sz w:val="28"/>
-          <w:szCs w:val="28"/>
-        </w:rPr>
-        <w:t>4</w:t>
-      </w:r>
-      <w:r>
-        <w:rPr>
-          <w:sz w:val="28"/>
-          <w:szCs w:val="28"/>
-        </w:rPr>
-        <w:t>00 ml, what is this expressed in parts?</w:t>
-      </w:r>
-    </w:p>
-    <w:p>
-      <w:pPr>
-        <w:pStyle w:val="ListParagraph"/>
-        <w:numPr>
-          <w:ilvl w:val="0"/>
-          <w:numId w:val="1"/>
-        </w:numPr>
-        <w:spacing w:line="360" w:lineRule="auto"/>
-        <w:rPr>
-          <w:sz w:val="28"/>
-          <w:szCs w:val="28"/>
-        </w:rPr>
-      </w:pPr>
-      <w:r>
-        <w:rPr>
-          <w:sz w:val="28"/>
-          <w:szCs w:val="28"/>
-        </w:rPr>
-        <w:t xml:space="preserve">If </w:t>
-      </w:r>
-      <w:r>
-        <w:rPr>
-          <w:sz w:val="28"/>
-          <w:szCs w:val="28"/>
-        </w:rPr>
-        <w:t>500 mg of a chemical is dissolved in 200 ml, what is this expressed in %w/v</w:t>
-      </w:r>
-      <w:r>
-        <w:rPr>
-          <w:sz w:val="28"/>
-          <w:szCs w:val="28"/>
-        </w:rPr>
-        <w:t>?</w:t>
-      </w:r>
-    </w:p>
-    <w:p>
-      <w:pPr>
-        <w:pStyle w:val="ListParagraph"/>
-        <w:numPr>
-          <w:ilvl w:val="0"/>
-          <w:numId w:val="1"/>
-        </w:numPr>
-        <w:spacing w:line="360" w:lineRule="auto"/>
-        <w:rPr>
-          <w:sz w:val="28"/>
-          <w:szCs w:val="28"/>
-        </w:rPr>
-      </w:pPr>
-      <w:r>
-        <w:rPr>
-          <w:sz w:val="28"/>
-          <w:szCs w:val="28"/>
-        </w:rPr>
-        <w:t xml:space="preserve">If </w:t>
-      </w:r>
-      <w:r>
-        <w:rPr>
-          <w:sz w:val="28"/>
-          <w:szCs w:val="28"/>
-        </w:rPr>
-        <w:t>1200 mg of a chemical is dissolved in 1 l, what is this expressed in %w/v?</w:t>
-      </w:r>
-    </w:p>
-    <w:p>
-      <w:pPr>
-        <w:pStyle w:val="ListParagraph"/>
-        <w:numPr>
-          <w:ilvl w:val="0"/>
-          <w:numId w:val="1"/>
-        </w:numPr>
-        <w:spacing w:line="360" w:lineRule="auto"/>
-        <w:rPr>
-          <w:sz w:val="28"/>
-          <w:szCs w:val="28"/>
-        </w:rPr>
-      </w:pPr>
-      <w:r>
-        <w:rPr>
-          <w:sz w:val="28"/>
-          <w:szCs w:val="28"/>
-        </w:rPr>
-        <w:t>If a formula is described as 1:</w:t>
-      </w:r>
-      <w:r>
-        <w:rPr>
-          <w:sz w:val="28"/>
-          <w:szCs w:val="28"/>
-        </w:rPr>
-        <w:t>500, how may ml are required to provide a dose of 25 mg?</w:t>
-      </w:r>
-    </w:p>
-    <w:p>
-      <w:pPr>
-        <w:pStyle w:val="ListParagraph"/>
-        <w:numPr>
-          <w:ilvl w:val="0"/>
-          <w:numId w:val="1"/>
-        </w:numPr>
-        <w:spacing w:line="360" w:lineRule="auto"/>
-        <w:rPr>
-          <w:sz w:val="28"/>
-          <w:szCs w:val="28"/>
-        </w:rPr>
-      </w:pPr>
-      <w:r>
-        <w:rPr>
-          <w:sz w:val="28"/>
-          <w:szCs w:val="28"/>
-        </w:rPr>
-        <w:lastRenderedPageBreak/>
-        <w:t xml:space="preserve">If a formula is described as 1:2000, how many ml are required to provide a dose of </w:t>
-      </w:r>
-      <w:r>
-        <w:rPr>
-          <w:sz w:val="28"/>
-          <w:szCs w:val="28"/>
-        </w:rPr>
-        <w:t>100 mg?</w:t>
-      </w:r>
-    </w:p>
-    <w:p>
-      <w:pPr>
-        <w:pStyle w:val="ListParagraph"/>
-        <w:numPr>
-          <w:ilvl w:val="0"/>
-          <w:numId w:val="1"/>
-        </w:numPr>
-        <w:spacing w:line="360" w:lineRule="auto"/>
-        <w:rPr>
-          <w:sz w:val="28"/>
-          <w:szCs w:val="28"/>
-        </w:rPr>
-      </w:pPr>
-      <w:r>
-        <w:rPr>
-          <w:sz w:val="28"/>
-          <w:szCs w:val="28"/>
-        </w:rPr>
-        <w:t xml:space="preserve">If a formula is 2% w/v, how many ml are required to provide a dose of </w:t>
-      </w:r>
-      <w:r>
-        <w:rPr>
-          <w:sz w:val="28"/>
-          <w:szCs w:val="28"/>
-        </w:rPr>
-        <w:t>50 mg?</w:t>
-      </w:r>
-    </w:p>
-    <w:p>
-      <w:pPr>
-        <w:pStyle w:val="ListParagraph"/>
-        <w:numPr>
-          <w:ilvl w:val="0"/>
-          <w:numId w:val="1"/>
-        </w:numPr>
-        <w:spacing w:line="360" w:lineRule="auto"/>
-        <w:rPr>
-          <w:sz w:val="28"/>
-          <w:szCs w:val="28"/>
-        </w:rPr>
-      </w:pPr>
-      <w:r>
-        <w:rPr>
-          <w:sz w:val="28"/>
-          <w:szCs w:val="28"/>
-        </w:rPr>
-        <w:t xml:space="preserve">If a formula is </w:t>
-      </w:r>
-      <w:r>
-        <w:rPr>
-          <w:sz w:val="28"/>
-          <w:szCs w:val="28"/>
-        </w:rPr>
-        <w:t>10% w/v, how many ml are required to provide a dose of 40 mg?</w:t>
-      </w:r>
-    </w:p>
-    <w:p>
-      <w:pPr>
-        <w:pStyle w:val="ListParagraph"/>
-        <w:numPr>
-          <w:ilvl w:val="0"/>
-          <w:numId w:val="1"/>
-        </w:numPr>
-        <w:spacing w:line="360" w:lineRule="auto"/>
-        <w:rPr>
-          <w:sz w:val="28"/>
-          <w:szCs w:val="28"/>
-        </w:rPr>
-      </w:pPr>
-      <w:r>
-        <w:rPr>
-          <w:sz w:val="28"/>
-          <w:szCs w:val="28"/>
-        </w:rPr>
-        <w:t xml:space="preserve"> If 200 ml of water is added to </w:t>
-      </w:r>
-      <w:r>
-        <w:rPr>
-          <w:sz w:val="28"/>
-          <w:szCs w:val="28"/>
-        </w:rPr>
-        <w:t>800 ml of a 1 in 200 solution, what is the final strength</w:t>
-      </w:r>
-      <w:r>
-        <w:rPr>
-          <w:sz w:val="28"/>
-          <w:szCs w:val="28"/>
-        </w:rPr>
-        <w:t>:</w:t>
-      </w:r>
-    </w:p>
-    <w:p>
-      <w:pPr>
-        <w:pStyle w:val="ListParagraph"/>
-        <w:numPr>
-          <w:ilvl w:val="0"/>
-          <w:numId w:val="4"/>
-        </w:numPr>
-        <w:spacing w:line="360" w:lineRule="auto"/>
-        <w:rPr>
-          <w:sz w:val="28"/>
-          <w:szCs w:val="28"/>
-        </w:rPr>
-      </w:pPr>
-      <w:r>
-        <w:rPr>
-          <w:sz w:val="28"/>
-          <w:szCs w:val="28"/>
-        </w:rPr>
-        <w:t>Expressed in parts?</w:t>
-      </w:r>
-    </w:p>
-    <w:p>
-      <w:pPr>
-        <w:pStyle w:val="ListParagraph"/>
-        <w:numPr>
-          <w:ilvl w:val="0"/>
-          <w:numId w:val="4"/>
-        </w:numPr>
-        <w:spacing w:line="360" w:lineRule="auto"/>
-        <w:rPr>
-          <w:sz w:val="28"/>
-          <w:szCs w:val="28"/>
-        </w:rPr>
-      </w:pPr>
-      <w:r>
-        <w:rPr>
-          <w:sz w:val="28"/>
-          <w:szCs w:val="28"/>
-        </w:rPr>
-        <w:t>Expressed in %w/v?</w:t>
-      </w:r>
-    </w:p>
-    <w:p>
-      <w:pPr>
-        <w:pStyle w:val="ListParagraph"/>
-        <w:numPr>
-          <w:ilvl w:val="0"/>
-          <w:numId w:val="1"/>
-        </w:numPr>
-        <w:spacing w:line="360" w:lineRule="auto"/>
-        <w:rPr>
-          <w:sz w:val="28"/>
-          <w:szCs w:val="28"/>
-        </w:rPr>
-      </w:pPr>
-      <w:r>
-        <w:rPr>
-          <w:sz w:val="28"/>
-          <w:szCs w:val="28"/>
-        </w:rPr>
-        <w:t xml:space="preserve"> If 50 ml of water is added to 200 ml of a 1:400 solution, what is the final strength:</w:t>
-      </w:r>
-    </w:p>
-    <w:p>
-      <w:pPr>
-        <w:pStyle w:val="ListParagraph"/>
-        <w:numPr>
-          <w:ilvl w:val="0"/>
-          <w:numId w:val="5"/>
-        </w:numPr>
-        <w:spacing w:line="360" w:lineRule="auto"/>
-        <w:rPr>
-          <w:sz w:val="28"/>
-          <w:szCs w:val="28"/>
-        </w:rPr>
-      </w:pPr>
-      <w:r>
-        <w:rPr>
-          <w:sz w:val="28"/>
-          <w:szCs w:val="28"/>
-        </w:rPr>
-        <w:t>Expressed in parts?</w:t>
-      </w:r>
-    </w:p>
-    <w:p>
-      <w:pPr>
-        <w:pStyle w:val="ListParagraph"/>
-        <w:numPr>
-          <w:ilvl w:val="0"/>
-          <w:numId w:val="5"/>
-        </w:numPr>
-        <w:spacing w:line="360" w:lineRule="auto"/>
-        <w:rPr>
-          <w:sz w:val="28"/>
-          <w:szCs w:val="28"/>
-        </w:rPr>
-      </w:pPr>
-      <w:r>
-        <w:rPr>
-          <w:sz w:val="28"/>
-          <w:szCs w:val="28"/>
-        </w:rPr>
-        <w:t>Expressed in %w/v?</w:t>
-      </w:r>
-    </w:p>
-    <w:p>
-      <w:pPr>
-        <w:pStyle w:val="ListParagraph"/>
-        <w:numPr>
-          <w:ilvl w:val="0"/>
-          <w:numId w:val="1"/>
-        </w:numPr>
-        <w:spacing w:line="360" w:lineRule="auto"/>
-        <w:rPr>
-          <w:sz w:val="28"/>
-          <w:szCs w:val="28"/>
-        </w:rPr>
-      </w:pPr>
-      <w:r>
-        <w:rPr>
-          <w:sz w:val="28"/>
-          <w:szCs w:val="28"/>
-        </w:rPr>
-        <w:t xml:space="preserve"> If 500 ml of water is added to 2 l of a 20% w</w:t>
-      </w:r>
-      <w:r>
-        <w:rPr>
-          <w:sz w:val="28"/>
-          <w:szCs w:val="28"/>
-        </w:rPr>
-        <w:t>/v solution, what is the final strength expressed as %w/v?</w:t>
-      </w:r>
-    </w:p>
-    <w:p>
-      <w:pPr>
-        <w:pStyle w:val="ListParagraph"/>
-        <w:numPr>
-          <w:ilvl w:val="0"/>
-          <w:numId w:val="1"/>
-        </w:numPr>
-        <w:spacing w:line="360" w:lineRule="auto"/>
-        <w:rPr>
-          <w:sz w:val="28"/>
-          <w:szCs w:val="28"/>
-        </w:rPr>
-      </w:pPr>
-      <w:r>
-        <w:rPr>
-          <w:sz w:val="28"/>
-          <w:szCs w:val="28"/>
-        </w:rPr>
-        <w:t xml:space="preserve"> If </w:t>
-      </w:r>
-      <w:r>
-        <w:rPr>
-          <w:sz w:val="28"/>
-          <w:szCs w:val="28"/>
-        </w:rPr>
-        <w:t>4</w:t>
-      </w:r>
-      <w:r>
-        <w:rPr>
-          <w:sz w:val="28"/>
-          <w:szCs w:val="28"/>
-        </w:rPr>
-        <w:t xml:space="preserve">00 ml of water is added to 1 l of a </w:t>
-      </w:r>
-      <w:r>
-        <w:rPr>
-          <w:sz w:val="28"/>
-          <w:szCs w:val="28"/>
-        </w:rPr>
-        <w:t>14</w:t>
-      </w:r>
-      <w:r>
-        <w:rPr>
-          <w:sz w:val="28"/>
-          <w:szCs w:val="28"/>
-        </w:rPr>
-        <w:t>% w/v solution, what is the final strength expressed as %w/v?</w:t>
-      </w:r>
-    </w:p>
-    <w:p>
-      <w:pPr>
-        <w:spacing w:line="360" w:lineRule="auto"/>
-        <w:rPr>
-          <w:sz w:val="28"/>
-          <w:szCs w:val="28"/>
-        </w:rPr>
-      </w:pPr>
-    </w:p>
-    <w:p>
-      <w:pPr>
-        <w:pStyle w:val="Heading2"/>
-        <w:spacing w:line="360" w:lineRule="auto"/>
-        <w:rPr>
-          <w:sz w:val="32"/>
-          <w:szCs w:val="32"/>
-        </w:rPr>
-      </w:pPr>
-      <w:r>
-        <w:rPr>
-          <w:sz w:val="32"/>
-          <w:szCs w:val="32"/>
-        </w:rPr>
-        <w:t>Dilutions</w:t>
-      </w:r>
-    </w:p>
-    <w:p>
-      <w:pPr>
-        <w:pStyle w:val="ListParagraph"/>
-        <w:numPr>
-          <w:ilvl w:val="0"/>
-          <w:numId w:val="1"/>
-        </w:numPr>
-        <w:rPr>
-          <w:sz w:val="28"/>
-          <w:szCs w:val="28"/>
-        </w:rPr>
-      </w:pPr>
-      <w:r>
-        <w:rPr>
-          <w:sz w:val="28"/>
-          <w:szCs w:val="28"/>
-        </w:rPr>
-        <w:t xml:space="preserve"> If you have stock of a medication that is given as </w:t>
-      </w:r>
-      <w:r>
-        <w:rPr>
-          <w:sz w:val="28"/>
-          <w:szCs w:val="28"/>
-        </w:rPr>
-        <w:t xml:space="preserve">1 in 100, and you need to create 40 ml of a 1 in 200 solution, how </w:t>
-      </w:r>
-      <w:r>
-        <w:rPr>
-          <w:sz w:val="28"/>
-          <w:szCs w:val="28"/>
-        </w:rPr>
-        <w:t>many ml</w:t>
-      </w:r>
-      <w:r>
-        <w:rPr>
-          <w:sz w:val="28"/>
-          <w:szCs w:val="28"/>
-        </w:rPr>
-        <w:t xml:space="preserve"> do you need to take from</w:t>
-      </w:r>
-      <w:r>
-        <w:rPr>
-          <w:sz w:val="28"/>
-          <w:szCs w:val="28"/>
-        </w:rPr>
-        <w:t xml:space="preserve"> the concentrate?</w:t>
-      </w:r>
-    </w:p>
-    <w:p>
-      <w:pPr>
-        <w:pStyle w:val="ListParagraph"/>
-        <w:numPr>
-          <w:ilvl w:val="0"/>
-          <w:numId w:val="1"/>
-        </w:numPr>
-        <w:rPr>
-          <w:sz w:val="28"/>
-          <w:szCs w:val="28"/>
-        </w:rPr>
-      </w:pPr>
-      <w:r>
-        <w:rPr>
-          <w:sz w:val="28"/>
-          <w:szCs w:val="28"/>
-        </w:rPr>
-        <w:t xml:space="preserve"> If you have a stock of medication</w:t>
-      </w:r>
-      <w:r>
-        <w:rPr>
-          <w:sz w:val="28"/>
-          <w:szCs w:val="28"/>
-        </w:rPr>
-        <w:t xml:space="preserve"> that has strength 1 in 200, and you want to make 100 ml of </w:t>
-      </w:r>
-      <w:r>
-        <w:rPr>
-          <w:sz w:val="28"/>
-          <w:szCs w:val="28"/>
-        </w:rPr>
-        <w:t>a 1 in 1000 solution, how many ml do you need to take from the concentrate?</w:t>
-      </w:r>
-    </w:p>
-    <w:p>
-      <w:pPr>
-        <w:pStyle w:val="ListParagraph"/>
-        <w:numPr>
-          <w:ilvl w:val="0"/>
-          <w:numId w:val="1"/>
-        </w:numPr>
-        <w:rPr>
-          <w:sz w:val="28"/>
-          <w:szCs w:val="28"/>
-        </w:rPr>
-      </w:pPr>
-      <w:r>
-        <w:rPr>
-          <w:sz w:val="28"/>
-          <w:szCs w:val="28"/>
-        </w:rPr>
-        <w:t xml:space="preserve"> If </w:t>
-      </w:r>
-      <w:r>
-        <w:rPr>
-          <w:sz w:val="28"/>
-          <w:szCs w:val="28"/>
-        </w:rPr>
-        <w:t xml:space="preserve">you want to make 200 ml of a medication that is 5% v/v, and you have stock </w:t>
-      </w:r>
-      <w:r>
-        <w:rPr>
-          <w:sz w:val="28"/>
-          <w:szCs w:val="28"/>
-        </w:rPr>
-        <w:t>medication that is 25% v/v, how much of the stock would you take?</w:t>
-      </w:r>
-    </w:p>
-    <w:p>
-      <w:pPr>
-        <w:pStyle w:val="ListParagraph"/>
-        <w:numPr>
-          <w:ilvl w:val="0"/>
-          <w:numId w:val="1"/>
-        </w:numPr>
-        <w:rPr>
-          <w:sz w:val="28"/>
-          <w:szCs w:val="28"/>
-        </w:rPr>
-      </w:pPr>
-      <w:r>
-        <w:rPr>
-          <w:sz w:val="28"/>
-          <w:szCs w:val="28"/>
-        </w:rPr>
-        <w:t xml:space="preserve"> How much of a </w:t>
-      </w:r>
-      <w:r>
-        <w:rPr>
-          <w:sz w:val="28"/>
-          <w:szCs w:val="28"/>
-        </w:rPr>
-        <w:t>5 molar solution is required to produce 200 ml of a 1 molar solution?</w:t>
-      </w:r>
-    </w:p>
-    <w:p>
-      <w:pPr>
-        <w:pStyle w:val="ListParagraph"/>
-        <w:numPr>
-          <w:ilvl w:val="0"/>
-          <w:numId w:val="1"/>
-        </w:numPr>
-        <w:rPr>
-          <w:sz w:val="28"/>
-          <w:szCs w:val="28"/>
-        </w:rPr>
-      </w:pPr>
-      <w:r>
-        <w:rPr>
-          <w:sz w:val="28"/>
-          <w:szCs w:val="28"/>
-        </w:rPr>
-        <w:t xml:space="preserve"> How much of a </w:t>
-      </w:r>
-      <w:r>
-        <w:rPr>
-          <w:sz w:val="28"/>
-          <w:szCs w:val="28"/>
-        </w:rPr>
-        <w:t xml:space="preserve">4 molar solution is required to produce 500 ml of a </w:t>
-      </w:r>
-      <w:r>
-        <w:rPr>
-          <w:sz w:val="28"/>
-          <w:szCs w:val="28"/>
-        </w:rPr>
-        <w:t>500 millimolar solution?</w:t>
-      </w:r>
-    </w:p>
-    <w:p>
-      <w:pPr>
-        <w:pStyle w:val="ListParagraph"/>
-        <w:numPr>
-          <w:ilvl w:val="0"/>
-          <w:numId w:val="1"/>
-        </w:numPr>
-        <w:rPr>
-          <w:sz w:val="28"/>
-          <w:szCs w:val="28"/>
-        </w:rPr>
-      </w:pPr>
-      <w:r>
-        <w:rPr>
-          <w:sz w:val="28"/>
-          <w:szCs w:val="28"/>
-        </w:rPr>
-        <w:t xml:space="preserve"> </w:t>
-      </w:r>
-      <w:r>
-        <w:rPr>
-          <w:sz w:val="28"/>
-          <w:szCs w:val="28"/>
-        </w:rPr>
-        <w:t xml:space="preserve">If 100 ml of compound X in a 4 molar solution is required to react completely with </w:t>
-      </w:r>
-      <w:r>
-        <w:rPr>
-          <w:sz w:val="28"/>
-          <w:szCs w:val="28"/>
-        </w:rPr>
-        <w:t>20 ml of compound Y, what is the strength of compound Y’s solution, assuming the reaction was 1</w:t>
-      </w:r>
-      <w:r>
-        <w:rPr>
-          <w:sz w:val="28"/>
-          <w:szCs w:val="28"/>
-        </w:rPr>
-        <w:t>X</w:t>
-      </w:r>
-      <w:r>
-        <w:rPr>
-          <w:sz w:val="28"/>
-          <w:szCs w:val="28"/>
-        </w:rPr>
-        <w:t>:1</w:t>
-      </w:r>
-      <w:r>
-        <w:rPr>
-          <w:sz w:val="28"/>
-          <w:szCs w:val="28"/>
-        </w:rPr>
-        <w:t>Y</w:t>
-      </w:r>
-      <w:r>
-        <w:rPr>
-          <w:sz w:val="28"/>
-          <w:szCs w:val="28"/>
-        </w:rPr>
-        <w:t>?</w:t>
-      </w:r>
-    </w:p>
-    <w:p>
-      <w:pPr>
-        <w:pStyle w:val="ListParagraph"/>
-        <w:numPr>
-          <w:ilvl w:val="0"/>
-          <w:numId w:val="1"/>
-        </w:numPr>
-        <w:rPr>
-          <w:sz w:val="28"/>
-          <w:szCs w:val="28"/>
-        </w:rPr>
-      </w:pPr>
-      <w:r>
-        <w:rPr>
-          <w:sz w:val="28"/>
-          <w:szCs w:val="28"/>
-        </w:rPr>
-        <w:lastRenderedPageBreak/>
-        <w:t xml:space="preserve"> </w:t>
-      </w:r>
-      <w:r>
-        <w:rPr>
-          <w:sz w:val="28"/>
-          <w:szCs w:val="28"/>
-        </w:rPr>
-        <w:t xml:space="preserve">If 20 ml of compound X in a 2M solution is required to react completely with </w:t>
-      </w:r>
-      <w:r>
-        <w:rPr>
-          <w:sz w:val="28"/>
-          <w:szCs w:val="28"/>
-        </w:rPr>
-        <w:t>4 ml of compound Y, what is the strength of compounds Y’s solution, if the reaction is 1</w:t>
-      </w:r>
-      <w:r>
-        <w:rPr>
-          <w:sz w:val="28"/>
-          <w:szCs w:val="28"/>
-        </w:rPr>
-        <w:t>X</w:t>
-      </w:r>
-      <w:r>
-        <w:rPr>
-          <w:sz w:val="28"/>
-          <w:szCs w:val="28"/>
-        </w:rPr>
-        <w:t>:1</w:t>
-      </w:r>
-      <w:r>
-        <w:rPr>
-          <w:sz w:val="28"/>
-          <w:szCs w:val="28"/>
-        </w:rPr>
-        <w:t>Y</w:t>
-      </w:r>
-      <w:r>
-        <w:rPr>
-          <w:sz w:val="28"/>
-          <w:szCs w:val="28"/>
-        </w:rPr>
-        <w:t>?</w:t>
-      </w:r>
-    </w:p>
-    <w:p>
-      <w:pPr>
-        <w:pStyle w:val="ListParagraph"/>
-        <w:numPr>
-          <w:ilvl w:val="0"/>
-          <w:numId w:val="1"/>
-        </w:numPr>
-        <w:rPr>
-          <w:sz w:val="28"/>
-          <w:szCs w:val="28"/>
-        </w:rPr>
-      </w:pPr>
-      <w:r>
-        <w:rPr>
-          <w:sz w:val="28"/>
-          <w:szCs w:val="28"/>
-        </w:rPr>
-        <w:t xml:space="preserve"> </w:t>
-      </w:r>
-      <w:r>
-        <w:rPr>
-          <w:sz w:val="28"/>
-          <w:szCs w:val="28"/>
-        </w:rPr>
-        <w:t xml:space="preserve">If </w:t>
-      </w:r>
-      <w:r>
-        <w:rPr>
-          <w:sz w:val="28"/>
-          <w:szCs w:val="28"/>
-        </w:rPr>
-        <w:t>100 ml of compound X in a 5M solution is required to react completely with 20 ml of compound Y</w:t>
-      </w:r>
-      <w:r>
-        <w:rPr>
-          <w:sz w:val="28"/>
-          <w:szCs w:val="28"/>
-        </w:rPr>
-        <w:t>, what is the strength of compound Y’s solution if:</w:t>
-      </w:r>
-    </w:p>
-    <w:p>
-      <w:pPr>
-        <w:pStyle w:val="ListParagraph"/>
-        <w:numPr>
-          <w:ilvl w:val="0"/>
-          <w:numId w:val="6"/>
-        </w:numPr>
-        <w:rPr>
-          <w:sz w:val="28"/>
-          <w:szCs w:val="28"/>
-        </w:rPr>
-      </w:pPr>
-      <w:r>
-        <w:rPr>
-          <w:sz w:val="28"/>
-          <w:szCs w:val="28"/>
-        </w:rPr>
-        <w:t>The reaction is 1</w:t>
-      </w:r>
-      <w:r>
-        <w:rPr>
-          <w:sz w:val="28"/>
-          <w:szCs w:val="28"/>
-        </w:rPr>
-        <w:t>X</w:t>
-      </w:r>
-      <w:r>
-        <w:rPr>
-          <w:sz w:val="28"/>
-          <w:szCs w:val="28"/>
-        </w:rPr>
-        <w:t>:1</w:t>
-      </w:r>
-      <w:r>
-        <w:rPr>
-          <w:sz w:val="28"/>
-          <w:szCs w:val="28"/>
-        </w:rPr>
-        <w:t>Y</w:t>
-      </w:r>
-    </w:p>
-    <w:p>
-      <w:pPr>
-        <w:pStyle w:val="ListParagraph"/>
-        <w:numPr>
-          <w:ilvl w:val="0"/>
-          <w:numId w:val="6"/>
-        </w:numPr>
-        <w:rPr>
-          <w:sz w:val="28"/>
-          <w:szCs w:val="28"/>
-        </w:rPr>
-      </w:pPr>
-      <w:r>
-        <w:rPr>
-          <w:sz w:val="28"/>
-          <w:szCs w:val="28"/>
-        </w:rPr>
-        <w:t xml:space="preserve">The reaction is </w:t>
-      </w:r>
-      <w:r>
-        <w:rPr>
-          <w:sz w:val="28"/>
-          <w:szCs w:val="28"/>
-        </w:rPr>
-        <w:t>1X:2Y</w:t>
-      </w:r>
-    </w:p>
-    <w:p>
-      <w:pPr>
-        <w:pStyle w:val="ListParagraph"/>
-        <w:numPr>
-          <w:ilvl w:val="0"/>
-          <w:numId w:val="6"/>
-        </w:numPr>
-        <w:rPr>
-          <w:sz w:val="28"/>
-          <w:szCs w:val="28"/>
-        </w:rPr>
-      </w:pPr>
-      <w:r>
-        <w:rPr>
-          <w:sz w:val="28"/>
-          <w:szCs w:val="28"/>
-        </w:rPr>
-        <w:t>The reaction is 1X:5Y</w:t>
-      </w:r>
-    </w:p>
-    <w:p>
-      <w:pPr>
-        <w:pStyle w:val="ListParagraph"/>
-        <w:numPr>
-          <w:ilvl w:val="0"/>
-          <w:numId w:val="6"/>
-        </w:numPr>
-        <w:rPr>
-          <w:sz w:val="28"/>
-          <w:szCs w:val="28"/>
-        </w:rPr>
-      </w:pPr>
-      <w:r>
-        <w:rPr>
-          <w:sz w:val="28"/>
-          <w:szCs w:val="28"/>
-        </w:rPr>
-        <w:t>The reaction is 2X:</w:t>
-      </w:r>
-      <w:r>
-        <w:rPr>
-          <w:sz w:val="28"/>
-          <w:szCs w:val="28"/>
-        </w:rPr>
-        <w:t>5Y</w:t>
-      </w:r>
-    </w:p>
-    <w:p>
-      <w:pPr>
-        <w:pStyle w:val="ListParagraph"/>
-        <w:numPr>
-          <w:ilvl w:val="0"/>
-          <w:numId w:val="6"/>
-        </w:numPr>
-        <w:rPr>
-          <w:sz w:val="28"/>
-          <w:szCs w:val="28"/>
-        </w:rPr>
-      </w:pPr>
-      <w:r>
-        <w:rPr>
-          <w:sz w:val="28"/>
-          <w:szCs w:val="28"/>
-        </w:rPr>
-        <w:t>The reaction is 1X:0.5Y?</w:t>
-      </w:r>
-    </w:p>
-    <w:p>
-      <w:pPr>
-        <w:pStyle w:val="ListParagraph"/>
-        <w:ind w:left="1080"/>
-        <w:rPr>
-          <w:sz w:val="28"/>
-          <w:szCs w:val="28"/>
-        </w:rPr>
       </w:pPr>
     </w:p>
     <w:sectPr>
       <w:footerReference w:type="default" r:id="rId11"/>
-      <w:pgSz w:w="11906" w:h="16838"/>
+      <w:pgSz w:w="11906" w:h="16838" w:orient="portrait"/>
       <w:pgMar w:top="567" w:right="851" w:bottom="567" w:left="851" w:header="709" w:footer="709" w:gutter="0"/>
       <w:cols w:space="708"/>
       <w:docGrid w:linePitch="360"/>
@@ -2058,7 +1983,7 @@
   <w:docDefaults>
     <w:rPrDefault>
       <w:rPr>
-        <w:rFonts w:asciiTheme="minorHAnsi" w:eastAsiaTheme="minorHAnsi" w:hAnsiTheme="minorHAnsi" w:cstheme="minorBidi"/>
+        <w:rFonts w:asciiTheme="minorHAnsi" w:hAnsiTheme="minorHAnsi" w:eastAsiaTheme="minorHAnsi" w:cstheme="minorBidi"/>
         <w:sz w:val="22"/>
         <w:szCs w:val="22"/>
         <w:lang w:val="en-GB" w:eastAsia="en-US" w:bidi="ar-SA"/>
@@ -2073,14 +1998,14 @@
   <w:latentStyles w:defLockedState="0" w:defUIPriority="99" w:defSemiHidden="0" w:defUnhideWhenUsed="0" w:defQFormat="0" w:count="376">
     <w:lsdException w:name="Normal" w:uiPriority="0" w:qFormat="1"/>
     <w:lsdException w:name="heading 1" w:uiPriority="9" w:qFormat="1"/>
-    <w:lsdException w:name="heading 2" w:semiHidden="1" w:uiPriority="9" w:unhideWhenUsed="1" w:qFormat="1"/>
-    <w:lsdException w:name="heading 3" w:semiHidden="1" w:uiPriority="9" w:unhideWhenUsed="1" w:qFormat="1"/>
-    <w:lsdException w:name="heading 4" w:semiHidden="1" w:uiPriority="9" w:unhideWhenUsed="1" w:qFormat="1"/>
-    <w:lsdException w:name="heading 5" w:semiHidden="1" w:uiPriority="9" w:unhideWhenUsed="1" w:qFormat="1"/>
-    <w:lsdException w:name="heading 6" w:semiHidden="1" w:uiPriority="9" w:unhideWhenUsed="1" w:qFormat="1"/>
-    <w:lsdException w:name="heading 7" w:semiHidden="1" w:uiPriority="9" w:unhideWhenUsed="1" w:qFormat="1"/>
-    <w:lsdException w:name="heading 8" w:semiHidden="1" w:uiPriority="9" w:unhideWhenUsed="1" w:qFormat="1"/>
-    <w:lsdException w:name="heading 9" w:semiHidden="1" w:uiPriority="9" w:unhideWhenUsed="1" w:qFormat="1"/>
+    <w:lsdException w:name="heading 2" w:uiPriority="9" w:semiHidden="1" w:unhideWhenUsed="1" w:qFormat="1"/>
+    <w:lsdException w:name="heading 3" w:uiPriority="9" w:semiHidden="1" w:unhideWhenUsed="1" w:qFormat="1"/>
+    <w:lsdException w:name="heading 4" w:uiPriority="9" w:semiHidden="1" w:unhideWhenUsed="1" w:qFormat="1"/>
+    <w:lsdException w:name="heading 5" w:uiPriority="9" w:semiHidden="1" w:unhideWhenUsed="1" w:qFormat="1"/>
+    <w:lsdException w:name="heading 6" w:uiPriority="9" w:semiHidden="1" w:unhideWhenUsed="1" w:qFormat="1"/>
+    <w:lsdException w:name="heading 7" w:uiPriority="9" w:semiHidden="1" w:unhideWhenUsed="1" w:qFormat="1"/>
+    <w:lsdException w:name="heading 8" w:uiPriority="9" w:semiHidden="1" w:unhideWhenUsed="1" w:qFormat="1"/>
+    <w:lsdException w:name="heading 9" w:uiPriority="9" w:semiHidden="1" w:unhideWhenUsed="1" w:qFormat="1"/>
     <w:lsdException w:name="index 1" w:semiHidden="1" w:unhideWhenUsed="1"/>
     <w:lsdException w:name="index 2" w:semiHidden="1" w:unhideWhenUsed="1"/>
     <w:lsdException w:name="index 3" w:semiHidden="1" w:unhideWhenUsed="1"/>
@@ -2090,22 +2015,22 @@
     <w:lsdException w:name="index 7" w:semiHidden="1" w:unhideWhenUsed="1"/>
     <w:lsdException w:name="index 8" w:semiHidden="1" w:unhideWhenUsed="1"/>
     <w:lsdException w:name="index 9" w:semiHidden="1" w:unhideWhenUsed="1"/>
-    <w:lsdException w:name="toc 1" w:semiHidden="1" w:uiPriority="39" w:unhideWhenUsed="1"/>
-    <w:lsdException w:name="toc 2" w:semiHidden="1" w:uiPriority="39" w:unhideWhenUsed="1"/>
-    <w:lsdException w:name="toc 3" w:semiHidden="1" w:uiPriority="39" w:unhideWhenUsed="1"/>
-    <w:lsdException w:name="toc 4" w:semiHidden="1" w:uiPriority="39" w:unhideWhenUsed="1"/>
-    <w:lsdException w:name="toc 5" w:semiHidden="1" w:uiPriority="39" w:unhideWhenUsed="1"/>
-    <w:lsdException w:name="toc 6" w:semiHidden="1" w:uiPriority="39" w:unhideWhenUsed="1"/>
-    <w:lsdException w:name="toc 7" w:semiHidden="1" w:uiPriority="39" w:unhideWhenUsed="1"/>
-    <w:lsdException w:name="toc 8" w:semiHidden="1" w:uiPriority="39" w:unhideWhenUsed="1"/>
-    <w:lsdException w:name="toc 9" w:semiHidden="1" w:uiPriority="39" w:unhideWhenUsed="1"/>
+    <w:lsdException w:name="toc 1" w:uiPriority="39" w:semiHidden="1" w:unhideWhenUsed="1"/>
+    <w:lsdException w:name="toc 2" w:uiPriority="39" w:semiHidden="1" w:unhideWhenUsed="1"/>
+    <w:lsdException w:name="toc 3" w:uiPriority="39" w:semiHidden="1" w:unhideWhenUsed="1"/>
+    <w:lsdException w:name="toc 4" w:uiPriority="39" w:semiHidden="1" w:unhideWhenUsed="1"/>
+    <w:lsdException w:name="toc 5" w:uiPriority="39" w:semiHidden="1" w:unhideWhenUsed="1"/>
+    <w:lsdException w:name="toc 6" w:uiPriority="39" w:semiHidden="1" w:unhideWhenUsed="1"/>
+    <w:lsdException w:name="toc 7" w:uiPriority="39" w:semiHidden="1" w:unhideWhenUsed="1"/>
+    <w:lsdException w:name="toc 8" w:uiPriority="39" w:semiHidden="1" w:unhideWhenUsed="1"/>
+    <w:lsdException w:name="toc 9" w:uiPriority="39" w:semiHidden="1" w:unhideWhenUsed="1"/>
     <w:lsdException w:name="Normal Indent" w:semiHidden="1" w:unhideWhenUsed="1"/>
     <w:lsdException w:name="footnote text" w:semiHidden="1" w:unhideWhenUsed="1"/>
     <w:lsdException w:name="annotation text" w:semiHidden="1" w:unhideWhenUsed="1"/>
     <w:lsdException w:name="header" w:semiHidden="1" w:unhideWhenUsed="1"/>
     <w:lsdException w:name="footer" w:semiHidden="1" w:unhideWhenUsed="1"/>
     <w:lsdException w:name="index heading" w:semiHidden="1" w:unhideWhenUsed="1"/>
-    <w:lsdException w:name="caption" w:semiHidden="1" w:uiPriority="35" w:unhideWhenUsed="1" w:qFormat="1"/>
+    <w:lsdException w:name="caption" w:uiPriority="35" w:semiHidden="1" w:unhideWhenUsed="1" w:qFormat="1"/>
     <w:lsdException w:name="table of figures" w:semiHidden="1" w:unhideWhenUsed="1"/>
     <w:lsdException w:name="envelope address" w:semiHidden="1" w:unhideWhenUsed="1"/>
     <w:lsdException w:name="envelope return" w:semiHidden="1" w:unhideWhenUsed="1"/>
@@ -2136,7 +2061,7 @@
     <w:lsdException w:name="Title" w:uiPriority="10" w:qFormat="1"/>
     <w:lsdException w:name="Closing" w:semiHidden="1" w:unhideWhenUsed="1"/>
     <w:lsdException w:name="Signature" w:semiHidden="1" w:unhideWhenUsed="1"/>
-    <w:lsdException w:name="Default Paragraph Font" w:semiHidden="1" w:uiPriority="1" w:unhideWhenUsed="1"/>
+    <w:lsdException w:name="Default Paragraph Font" w:uiPriority="1" w:semiHidden="1" w:unhideWhenUsed="1"/>
     <w:lsdException w:name="Body Text" w:semiHidden="1" w:unhideWhenUsed="1"/>
     <w:lsdException w:name="Body Text Indent" w:semiHidden="1" w:unhideWhenUsed="1"/>
     <w:lsdException w:name="List Continue" w:semiHidden="1" w:unhideWhenUsed="1"/>
@@ -2336,8 +2261,8 @@
     <w:lsdException w:name="Subtle Reference" w:uiPriority="31" w:qFormat="1"/>
     <w:lsdException w:name="Intense Reference" w:uiPriority="32" w:qFormat="1"/>
     <w:lsdException w:name="Book Title" w:uiPriority="33" w:qFormat="1"/>
-    <w:lsdException w:name="Bibliography" w:semiHidden="1" w:uiPriority="37" w:unhideWhenUsed="1"/>
-    <w:lsdException w:name="TOC Heading" w:semiHidden="1" w:uiPriority="39" w:unhideWhenUsed="1" w:qFormat="1"/>
+    <w:lsdException w:name="Bibliography" w:uiPriority="37" w:semiHidden="1" w:unhideWhenUsed="1"/>
+    <w:lsdException w:name="TOC Heading" w:uiPriority="39" w:semiHidden="1" w:unhideWhenUsed="1" w:qFormat="1"/>
     <w:lsdException w:name="Plain Table 1" w:uiPriority="41"/>
     <w:lsdException w:name="Plain Table 2" w:uiPriority="42"/>
     <w:lsdException w:name="Plain Table 3" w:uiPriority="43"/>
@@ -2448,7 +2373,7 @@
     <w:lsdException w:name="Unresolved Mention" w:semiHidden="1" w:unhideWhenUsed="1"/>
     <w:lsdException w:name="Smart Link" w:semiHidden="1" w:unhideWhenUsed="1"/>
   </w:latentStyles>
-  <w:style w:type="paragraph" w:default="1" w:styleId="Normal">
+  <w:style w:type="paragraph" w:styleId="Normal" w:default="1">
     <w:name w:val="Normal"/>
     <w:qFormat/>
   </w:style>
@@ -2467,7 +2392,7 @@
       <w:outlineLvl w:val="0"/>
     </w:pPr>
     <w:rPr>
-      <w:rFonts w:asciiTheme="majorHAnsi" w:eastAsiaTheme="majorEastAsia" w:hAnsiTheme="majorHAnsi" w:cstheme="majorBidi"/>
+      <w:rFonts w:asciiTheme="majorHAnsi" w:hAnsiTheme="majorHAnsi" w:eastAsiaTheme="majorEastAsia" w:cstheme="majorBidi"/>
       <w:color w:val="2F5496" w:themeColor="accent1" w:themeShade="BF"/>
       <w:sz w:val="32"/>
       <w:szCs w:val="32"/>
@@ -2489,19 +2414,19 @@
       <w:outlineLvl w:val="1"/>
     </w:pPr>
     <w:rPr>
-      <w:rFonts w:asciiTheme="majorHAnsi" w:eastAsiaTheme="majorEastAsia" w:hAnsiTheme="majorHAnsi" w:cstheme="majorBidi"/>
+      <w:rFonts w:asciiTheme="majorHAnsi" w:hAnsiTheme="majorHAnsi" w:eastAsiaTheme="majorEastAsia" w:cstheme="majorBidi"/>
       <w:color w:val="2F5496" w:themeColor="accent1" w:themeShade="BF"/>
       <w:sz w:val="26"/>
       <w:szCs w:val="26"/>
     </w:rPr>
   </w:style>
-  <w:style w:type="character" w:default="1" w:styleId="DefaultParagraphFont">
+  <w:style w:type="character" w:styleId="DefaultParagraphFont" w:default="1">
     <w:name w:val="Default Paragraph Font"/>
     <w:uiPriority w:val="1"/>
     <w:semiHidden/>
     <w:unhideWhenUsed/>
   </w:style>
-  <w:style w:type="table" w:default="1" w:styleId="TableNormal">
+  <w:style w:type="table" w:styleId="TableNormal" w:default="1">
     <w:name w:val="Normal Table"/>
     <w:uiPriority w:val="99"/>
     <w:semiHidden/>
@@ -2516,7 +2441,7 @@
       </w:tblCellMar>
     </w:tblPr>
   </w:style>
-  <w:style w:type="numbering" w:default="1" w:styleId="NoList">
+  <w:style w:type="numbering" w:styleId="NoList" w:default="1">
     <w:name w:val="No List"/>
     <w:uiPriority w:val="99"/>
     <w:semiHidden/>
@@ -2537,7 +2462,7 @@
       <w:spacing w:after="0" w:line="240" w:lineRule="auto"/>
     </w:pPr>
   </w:style>
-  <w:style w:type="character" w:customStyle="1" w:styleId="HeaderChar">
+  <w:style w:type="character" w:styleId="HeaderChar" w:customStyle="1">
     <w:name w:val="Header Char"/>
     <w:basedOn w:val="DefaultParagraphFont"/>
     <w:link w:val="Header"/>
@@ -2559,21 +2484,21 @@
       <w:spacing w:after="0" w:line="240" w:lineRule="auto"/>
     </w:pPr>
   </w:style>
-  <w:style w:type="character" w:customStyle="1" w:styleId="FooterChar">
+  <w:style w:type="character" w:styleId="FooterChar" w:customStyle="1">
     <w:name w:val="Footer Char"/>
     <w:basedOn w:val="DefaultParagraphFont"/>
     <w:link w:val="Footer"/>
     <w:uiPriority w:val="99"/>
     <w:rsid w:val="00E7284E"/>
   </w:style>
-  <w:style w:type="character" w:customStyle="1" w:styleId="Heading1Char">
+  <w:style w:type="character" w:styleId="Heading1Char" w:customStyle="1">
     <w:name w:val="Heading 1 Char"/>
     <w:basedOn w:val="DefaultParagraphFont"/>
     <w:link w:val="Heading1"/>
     <w:uiPriority w:val="9"/>
     <w:rsid w:val="00E7284E"/>
     <w:rPr>
-      <w:rFonts w:asciiTheme="majorHAnsi" w:eastAsiaTheme="majorEastAsia" w:hAnsiTheme="majorHAnsi" w:cstheme="majorBidi"/>
+      <w:rFonts w:asciiTheme="majorHAnsi" w:hAnsiTheme="majorHAnsi" w:eastAsiaTheme="majorEastAsia" w:cstheme="majorBidi"/>
       <w:color w:val="2F5496" w:themeColor="accent1" w:themeShade="BF"/>
       <w:sz w:val="32"/>
       <w:szCs w:val="32"/>
@@ -2592,35 +2517,35 @@
       <w:contextualSpacing/>
     </w:pPr>
     <w:rPr>
-      <w:rFonts w:asciiTheme="majorHAnsi" w:eastAsiaTheme="majorEastAsia" w:hAnsiTheme="majorHAnsi" w:cstheme="majorBidi"/>
+      <w:rFonts w:asciiTheme="majorHAnsi" w:hAnsiTheme="majorHAnsi" w:eastAsiaTheme="majorEastAsia" w:cstheme="majorBidi"/>
       <w:spacing w:val="-10"/>
       <w:kern w:val="28"/>
       <w:sz w:val="56"/>
       <w:szCs w:val="56"/>
     </w:rPr>
   </w:style>
-  <w:style w:type="character" w:customStyle="1" w:styleId="TitleChar">
+  <w:style w:type="character" w:styleId="TitleChar" w:customStyle="1">
     <w:name w:val="Title Char"/>
     <w:basedOn w:val="DefaultParagraphFont"/>
     <w:link w:val="Title"/>
     <w:uiPriority w:val="10"/>
     <w:rsid w:val="00FF76FE"/>
     <w:rPr>
-      <w:rFonts w:asciiTheme="majorHAnsi" w:eastAsiaTheme="majorEastAsia" w:hAnsiTheme="majorHAnsi" w:cstheme="majorBidi"/>
+      <w:rFonts w:asciiTheme="majorHAnsi" w:hAnsiTheme="majorHAnsi" w:eastAsiaTheme="majorEastAsia" w:cstheme="majorBidi"/>
       <w:spacing w:val="-10"/>
       <w:kern w:val="28"/>
       <w:sz w:val="56"/>
       <w:szCs w:val="56"/>
     </w:rPr>
   </w:style>
-  <w:style w:type="character" w:customStyle="1" w:styleId="Heading2Char">
+  <w:style w:type="character" w:styleId="Heading2Char" w:customStyle="1">
     <w:name w:val="Heading 2 Char"/>
     <w:basedOn w:val="DefaultParagraphFont"/>
     <w:link w:val="Heading2"/>
     <w:uiPriority w:val="9"/>
     <w:rsid w:val="00FF76FE"/>
     <w:rPr>
-      <w:rFonts w:asciiTheme="majorHAnsi" w:eastAsiaTheme="majorEastAsia" w:hAnsiTheme="majorHAnsi" w:cstheme="majorBidi"/>
+      <w:rFonts w:asciiTheme="majorHAnsi" w:hAnsiTheme="majorHAnsi" w:eastAsiaTheme="majorEastAsia" w:cstheme="majorBidi"/>
       <w:color w:val="2F5496" w:themeColor="accent1" w:themeShade="BF"/>
       <w:sz w:val="26"/>
       <w:szCs w:val="26"/>
@@ -2637,11 +2562,25 @@
       <w:contextualSpacing/>
     </w:pPr>
   </w:style>
+  <w:style w:type="paragraph" w:styleId="Subtitle">
+    <w:uiPriority w:val="11"/>
+    <w:name w:val="Subtitle"/>
+    <w:basedOn w:val="Normal"/>
+    <w:next w:val="Normal"/>
+    <w:qFormat/>
+    <w:rsid w:val="10C9B969"/>
+    <w:rPr>
+      <w:rFonts w:eastAsia="游ゴシック Light" w:cs="Times New Roman" w:eastAsiaTheme="majorEastAsia" w:cstheme="majorBidi"/>
+      <w:color w:val="595959" w:themeColor="text1" w:themeTint="A6" w:themeShade="FF"/>
+      <w:sz w:val="28"/>
+      <w:szCs w:val="28"/>
+    </w:rPr>
+  </w:style>
 </w:styles>
 </file>
 
 <file path=word/theme/theme1.xml><?xml version="1.0" encoding="utf-8"?>
-<a:theme xmlns:a="http://schemas.openxmlformats.org/drawingml/2006/main" name="Office Theme">
+<a:theme xmlns:a="http://schemas.openxmlformats.org/drawingml/2006/main" xmlns:thm15="http://schemas.microsoft.com/office/thememl/2012/main" name="Office Theme">
   <a:themeElements>
     <a:clrScheme name="Office">
       <a:dk1>
@@ -2911,8 +2850,8 @@
 </file>
 
 <file path=customXml/item2.xml><?xml version="1.0" encoding="utf-8"?>
-<ct:contentTypeSchema xmlns:ct="http://schemas.microsoft.com/office/2006/metadata/contentType" xmlns:ma="http://schemas.microsoft.com/office/2006/metadata/properties/metaAttributes" ct:_="" ma:_="" ma:contentTypeName="Document" ma:contentTypeID="0x01010069F3779B66BC3F4DAB5120B5380EDEF8" ma:contentTypeVersion="16" ma:contentTypeDescription="Create a new document." ma:contentTypeScope="" ma:versionID="d0fff33c062a1c11a5168574844566de">
-  <xsd:schema xmlns:xsd="http://www.w3.org/2001/XMLSchema" xmlns:xs="http://www.w3.org/2001/XMLSchema" xmlns:p="http://schemas.microsoft.com/office/2006/metadata/properties" xmlns:ns2="34cc328e-f486-4d73-9163-9d26e8cf8d6e" xmlns:ns3="686c71fa-6862-4526-b774-d8add1c96eee" targetNamespace="http://schemas.microsoft.com/office/2006/metadata/properties" ma:root="true" ma:fieldsID="0b4693c357b36e8445995ba0d8cc8e08" ns2:_="" ns3:_="">
+<ct:contentTypeSchema xmlns:ct="http://schemas.microsoft.com/office/2006/metadata/contentType" xmlns:ma="http://schemas.microsoft.com/office/2006/metadata/properties/metaAttributes" ct:_="" ma:_="" ma:contentTypeName="Document" ma:contentTypeID="0x01010069F3779B66BC3F4DAB5120B5380EDEF8" ma:contentTypeVersion="18" ma:contentTypeDescription="Create a new document." ma:contentTypeScope="" ma:versionID="8ae092d07ffbfac35db9a706e6a16320">
+  <xsd:schema xmlns:xsd="http://www.w3.org/2001/XMLSchema" xmlns:xs="http://www.w3.org/2001/XMLSchema" xmlns:p="http://schemas.microsoft.com/office/2006/metadata/properties" xmlns:ns2="34cc328e-f486-4d73-9163-9d26e8cf8d6e" xmlns:ns3="686c71fa-6862-4526-b774-d8add1c96eee" targetNamespace="http://schemas.microsoft.com/office/2006/metadata/properties" ma:root="true" ma:fieldsID="def645eeacd6dc86ff9e2f96a401f5c2" ns2:_="" ns3:_="">
     <xsd:import namespace="34cc328e-f486-4d73-9163-9d26e8cf8d6e"/>
     <xsd:import namespace="686c71fa-6862-4526-b774-d8add1c96eee"/>
     <xsd:element name="properties">
@@ -2935,6 +2874,8 @@
                 <xsd:element ref="ns3:TaxCatchAll" minOccurs="0"/>
                 <xsd:element ref="ns2:MediaServiceObjectDetectorVersions" minOccurs="0"/>
                 <xsd:element ref="ns2:MediaLengthInSeconds" minOccurs="0"/>
+                <xsd:element ref="ns2:MediaServiceSearchProperties" minOccurs="0"/>
+                <xsd:element ref="ns2:MediaServiceLocation" minOccurs="0"/>
               </xsd:all>
             </xsd:complexType>
           </xsd:element>
@@ -3004,6 +2945,16 @@
     <xsd:element name="MediaLengthInSeconds" ma:index="22" nillable="true" ma:displayName="MediaLengthInSeconds" ma:hidden="true" ma:internalName="MediaLengthInSeconds" ma:readOnly="true">
       <xsd:simpleType>
         <xsd:restriction base="dms:Unknown"/>
+      </xsd:simpleType>
+    </xsd:element>
+    <xsd:element name="MediaServiceSearchProperties" ma:index="23" nillable="true" ma:displayName="MediaServiceSearchProperties" ma:hidden="true" ma:internalName="MediaServiceSearchProperties" ma:readOnly="true">
+      <xsd:simpleType>
+        <xsd:restriction base="dms:Note"/>
+      </xsd:simpleType>
+    </xsd:element>
+    <xsd:element name="MediaServiceLocation" ma:index="24" nillable="true" ma:displayName="Location" ma:indexed="true" ma:internalName="MediaServiceLocation" ma:readOnly="true">
+      <xsd:simpleType>
+        <xsd:restriction base="dms:Text"/>
       </xsd:simpleType>
     </xsd:element>
   </xsd:schema>
@@ -3167,7 +3118,7 @@
 </file>
 
 <file path=customXml/itemProps2.xml><?xml version="1.0" encoding="utf-8"?>
-<ds:datastoreItem xmlns:ds="http://schemas.openxmlformats.org/officeDocument/2006/customXml" ds:itemID="{0A6266FF-B7E3-4DEA-9EC2-D0403DC5EAA1}"/>
+<ds:datastoreItem xmlns:ds="http://schemas.openxmlformats.org/officeDocument/2006/customXml" ds:itemID="{75C35235-0D5D-47BF-86ED-6A1FEB43509D}"/>
 </file>
 
 <file path=customXml/itemProps3.xml><?xml version="1.0" encoding="utf-8"?>
